--- a/doc/PAPRO1_2024/Rapport-PAPRO1.docx
+++ b/doc/PAPRO1_2024/Rapport-PAPRO1.docx
@@ -4057,6 +4057,17 @@
         <w:t>storys</w:t>
       </w:r>
       <w:proofErr w:type="spellEnd"/>
+      <w:r>
+        <w:t xml:space="preserve">. Les sprints </w:t>
+      </w:r>
+      <w:proofErr w:type="spellStart"/>
+      <w:r>
+        <w:t>review</w:t>
+      </w:r>
+      <w:proofErr w:type="spellEnd"/>
+      <w:r>
+        <w:t xml:space="preserve"> se dérouleront le vendredi à 14H45 les dernières semaines des sprints. </w:t>
+      </w:r>
     </w:p>
     <w:p>
       <w:pPr>
@@ -4126,6 +4137,33 @@
           <w:szCs w:val="14"/>
         </w:rPr>
         <w:t>-Drive</w:t>
+      </w:r>
+    </w:p>
+    <w:p>
+      <w:pPr>
+        <w:rPr>
+          <w:szCs w:val="14"/>
+        </w:rPr>
+      </w:pPr>
+      <w:r>
+        <w:rPr>
+          <w:szCs w:val="14"/>
+        </w:rPr>
+        <w:t xml:space="preserve">Sprint </w:t>
+      </w:r>
+      <w:proofErr w:type="spellStart"/>
+      <w:r>
+        <w:rPr>
+          <w:szCs w:val="14"/>
+        </w:rPr>
+        <w:t>review</w:t>
+      </w:r>
+      <w:proofErr w:type="spellEnd"/>
+      <w:r>
+        <w:rPr>
+          <w:szCs w:val="14"/>
+        </w:rPr>
+        <w:t xml:space="preserve"> du sprint numéro 1 : 14H45 le 09.02.2024</w:t>
       </w:r>
     </w:p>
     <w:p>
@@ -4252,6 +4290,73 @@
           <w:lang w:eastAsia="fr-FR"/>
         </w:rPr>
       </w:pPr>
+      <w:r>
+        <w:rPr>
+          <w:rFonts w:ascii="Arial" w:hAnsi="Arial"/>
+          <w:sz w:val="24"/>
+          <w:szCs w:val="14"/>
+          <w:lang w:eastAsia="fr-FR"/>
+        </w:rPr>
+        <w:t xml:space="preserve">Pour mon analyse je vais analyser chaque user story et </w:t>
+      </w:r>
+      <w:r>
+        <w:rPr>
+          <w:rFonts w:ascii="Arial" w:hAnsi="Arial"/>
+          <w:sz w:val="24"/>
+          <w:szCs w:val="14"/>
+          <w:lang w:eastAsia="fr-FR"/>
+        </w:rPr>
+        <w:t>réfléchir</w:t>
+      </w:r>
+      <w:r>
+        <w:rPr>
+          <w:rFonts w:ascii="Arial" w:hAnsi="Arial"/>
+          <w:sz w:val="24"/>
+          <w:szCs w:val="14"/>
+          <w:lang w:eastAsia="fr-FR"/>
+        </w:rPr>
+        <w:t xml:space="preserve"> </w:t>
+      </w:r>
+      <w:r>
+        <w:rPr>
+          <w:rFonts w:ascii="Arial" w:hAnsi="Arial"/>
+          <w:sz w:val="24"/>
+          <w:szCs w:val="14"/>
+          <w:lang w:eastAsia="fr-FR"/>
+        </w:rPr>
+        <w:t xml:space="preserve">à </w:t>
+      </w:r>
+      <w:proofErr w:type="gramStart"/>
+      <w:r>
+        <w:rPr>
+          <w:rFonts w:ascii="Arial" w:hAnsi="Arial"/>
+          <w:sz w:val="24"/>
+          <w:szCs w:val="14"/>
+          <w:lang w:eastAsia="fr-FR"/>
+        </w:rPr>
+        <w:t>comment  les</w:t>
+      </w:r>
+      <w:proofErr w:type="gramEnd"/>
+      <w:r>
+        <w:rPr>
+          <w:rFonts w:ascii="Arial" w:hAnsi="Arial"/>
+          <w:sz w:val="24"/>
+          <w:szCs w:val="14"/>
+          <w:lang w:eastAsia="fr-FR"/>
+        </w:rPr>
+        <w:t xml:space="preserve"> </w:t>
+      </w:r>
+      <w:bookmarkStart w:id="6" w:name="_GoBack"/>
+      <w:bookmarkEnd w:id="6"/>
+      <w:r>
+        <w:rPr>
+          <w:rFonts w:ascii="Arial" w:hAnsi="Arial"/>
+          <w:sz w:val="24"/>
+          <w:szCs w:val="14"/>
+          <w:lang w:eastAsia="fr-FR"/>
+        </w:rPr>
+        <w:t>intégrer</w:t>
+      </w:r>
     </w:p>
     <w:p>
       <w:pPr>
@@ -4263,46 +4368,11 @@
         <w:ind w:left="360"/>
         <w:rPr>
           <w:rFonts w:ascii="Arial" w:hAnsi="Arial"/>
-          <w:i/>
-          <w:iCs/>
           <w:sz w:val="24"/>
-          <w:szCs w:val="24"/>
+          <w:szCs w:val="14"/>
           <w:lang w:eastAsia="fr-FR"/>
         </w:rPr>
       </w:pPr>
-      <w:r>
-        <w:rPr>
-          <w:rFonts w:ascii="Arial" w:hAnsi="Arial"/>
-          <w:i/>
-          <w:iCs/>
-          <w:sz w:val="24"/>
-          <w:szCs w:val="24"/>
-          <w:lang w:eastAsia="fr-FR"/>
-        </w:rPr>
-        <w:t>Le concept</w:t>
-      </w:r>
-      <w:r>
-        <w:rPr>
-          <w:rFonts w:ascii="Arial" w:hAnsi="Arial"/>
-          <w:i/>
-          <w:iCs/>
-          <w:sz w:val="24"/>
-          <w:szCs w:val="24"/>
-          <w:lang w:eastAsia="fr-FR"/>
-        </w:rPr>
-        <w:t xml:space="preserve"> complet avec toutes ses </w:t>
-      </w:r>
-      <w:r>
-        <w:rPr>
-          <w:rFonts w:ascii="Arial" w:hAnsi="Arial"/>
-          <w:i/>
-          <w:iCs/>
-          <w:sz w:val="24"/>
-          <w:szCs w:val="24"/>
-          <w:lang w:eastAsia="fr-FR"/>
-        </w:rPr>
-        <w:t>annexes :</w:t>
-      </w:r>
     </w:p>
     <w:p>
       <w:pPr>
@@ -4317,10 +4387,43 @@
           <w:i/>
           <w:iCs/>
           <w:sz w:val="24"/>
-          <w:szCs w:val="14"/>
+          <w:szCs w:val="24"/>
           <w:lang w:eastAsia="fr-FR"/>
         </w:rPr>
       </w:pPr>
+      <w:r>
+        <w:rPr>
+          <w:rFonts w:ascii="Arial" w:hAnsi="Arial"/>
+          <w:i/>
+          <w:iCs/>
+          <w:sz w:val="24"/>
+          <w:szCs w:val="24"/>
+          <w:lang w:eastAsia="fr-FR"/>
+        </w:rPr>
+        <w:t>Le concept</w:t>
+      </w:r>
+      <w:r>
+        <w:rPr>
+          <w:rFonts w:ascii="Arial" w:hAnsi="Arial"/>
+          <w:i/>
+          <w:iCs/>
+          <w:sz w:val="24"/>
+          <w:szCs w:val="24"/>
+          <w:lang w:eastAsia="fr-FR"/>
+        </w:rPr>
+        <w:t xml:space="preserve"> complet avec toutes ses </w:t>
+      </w:r>
+      <w:r>
+        <w:rPr>
+          <w:rFonts w:ascii="Arial" w:hAnsi="Arial"/>
+          <w:i/>
+          <w:iCs/>
+          <w:sz w:val="24"/>
+          <w:szCs w:val="24"/>
+          <w:lang w:eastAsia="fr-FR"/>
+        </w:rPr>
+        <w:t>annexes :</w:t>
+      </w:r>
     </w:p>
     <w:p>
       <w:pPr>
@@ -4334,184 +4437,11 @@
           <w:rFonts w:ascii="Arial" w:hAnsi="Arial"/>
           <w:i/>
           <w:iCs/>
-          <w:color w:val="FF0000"/>
           <w:sz w:val="24"/>
           <w:szCs w:val="14"/>
           <w:lang w:eastAsia="fr-FR"/>
         </w:rPr>
       </w:pPr>
-      <w:r>
-        <w:rPr>
-          <w:rFonts w:ascii="Arial" w:hAnsi="Arial"/>
-          <w:i/>
-          <w:iCs/>
-          <w:color w:val="FF0000"/>
-          <w:sz w:val="24"/>
-          <w:szCs w:val="14"/>
-          <w:lang w:eastAsia="fr-FR"/>
-        </w:rPr>
-        <w:t>Au minimum :</w:t>
-      </w:r>
-    </w:p>
-    <w:p>
-      <w:pPr>
-        <w:pStyle w:val="Retraitnormal1"/>
-        <w:numPr>
-          <w:ilvl w:val="0"/>
-          <w:numId w:val="15"/>
-        </w:numPr>
-        <w:rPr>
-          <w:rFonts w:ascii="Arial" w:hAnsi="Arial"/>
-          <w:i/>
-          <w:iCs/>
-          <w:color w:val="FF0000"/>
-          <w:sz w:val="24"/>
-          <w:szCs w:val="14"/>
-          <w:lang w:eastAsia="fr-FR"/>
-        </w:rPr>
-      </w:pPr>
-      <w:r>
-        <w:rPr>
-          <w:rFonts w:ascii="Arial" w:hAnsi="Arial"/>
-          <w:i/>
-          <w:iCs/>
-          <w:color w:val="FF0000"/>
-          <w:sz w:val="24"/>
-          <w:szCs w:val="14"/>
-          <w:lang w:eastAsia="fr-FR"/>
-        </w:rPr>
-        <w:t>Un ou plusieurs schémas de contexte montrant le système dans son environnement d’utilisation, ainsi que ses utilisateurs. Ce type schéma doit être accompagné d’explications textuelles</w:t>
-      </w:r>
-    </w:p>
-    <w:p>
-      <w:pPr>
-        <w:pStyle w:val="Retraitnormal1"/>
-        <w:numPr>
-          <w:ilvl w:val="0"/>
-          <w:numId w:val="15"/>
-        </w:numPr>
-        <w:rPr>
-          <w:rFonts w:ascii="Arial" w:hAnsi="Arial"/>
-          <w:i/>
-          <w:iCs/>
-          <w:color w:val="FF0000"/>
-          <w:sz w:val="24"/>
-          <w:szCs w:val="14"/>
-          <w:lang w:eastAsia="fr-FR"/>
-        </w:rPr>
-      </w:pPr>
-      <w:r>
-        <w:rPr>
-          <w:rFonts w:ascii="Arial" w:hAnsi="Arial"/>
-          <w:i/>
-          <w:iCs/>
-          <w:color w:val="FF0000"/>
-          <w:sz w:val="24"/>
-          <w:szCs w:val="14"/>
-          <w:lang w:eastAsia="fr-FR"/>
-        </w:rPr>
-        <w:t xml:space="preserve">Un ou plusieurs schémas d’architecture montrant la structure </w:t>
-      </w:r>
-      <w:r>
-        <w:rPr>
-          <w:rFonts w:ascii="Arial" w:hAnsi="Arial"/>
-          <w:i/>
-          <w:iCs/>
-          <w:color w:val="FF0000"/>
-          <w:sz w:val="24"/>
-          <w:szCs w:val="14"/>
-          <w:lang w:eastAsia="fr-FR"/>
-        </w:rPr>
-        <w:t xml:space="preserve">interne </w:t>
-      </w:r>
-      <w:r>
-        <w:rPr>
-          <w:rFonts w:ascii="Arial" w:hAnsi="Arial"/>
-          <w:i/>
-          <w:iCs/>
-          <w:color w:val="FF0000"/>
-          <w:sz w:val="24"/>
-          <w:szCs w:val="14"/>
-          <w:lang w:eastAsia="fr-FR"/>
-        </w:rPr>
-        <w:t>du système. Ce type schéma doit être accompagné d’explications textuelles</w:t>
-      </w:r>
-    </w:p>
-    <w:p>
-      <w:pPr>
-        <w:pStyle w:val="Retraitnormal1"/>
-        <w:numPr>
-          <w:ilvl w:val="0"/>
-          <w:numId w:val="15"/>
-        </w:numPr>
-        <w:rPr>
-          <w:rFonts w:ascii="Arial" w:hAnsi="Arial"/>
-          <w:i/>
-          <w:iCs/>
-          <w:color w:val="FF0000"/>
-          <w:sz w:val="24"/>
-          <w:szCs w:val="14"/>
-          <w:lang w:eastAsia="fr-FR"/>
-        </w:rPr>
-      </w:pPr>
-      <w:r>
-        <w:rPr>
-          <w:rFonts w:ascii="Arial" w:hAnsi="Arial"/>
-          <w:i/>
-          <w:iCs/>
-          <w:color w:val="FF0000"/>
-          <w:sz w:val="24"/>
-          <w:szCs w:val="14"/>
-          <w:lang w:eastAsia="fr-FR"/>
-        </w:rPr>
-        <w:t>Un modèle conceptuel des données</w:t>
-      </w:r>
-      <w:r>
-        <w:rPr>
-          <w:rFonts w:ascii="Arial" w:hAnsi="Arial"/>
-          <w:i/>
-          <w:iCs/>
-          <w:color w:val="FF0000"/>
-          <w:sz w:val="24"/>
-          <w:szCs w:val="14"/>
-          <w:lang w:eastAsia="fr-FR"/>
-        </w:rPr>
-        <w:t xml:space="preserve">, accompagné d’une explication pour chaque entité/attribut possédant une </w:t>
-      </w:r>
-      <w:commentRangeStart w:id="6"/>
-      <w:r>
-        <w:rPr>
-          <w:rFonts w:ascii="Arial" w:hAnsi="Arial"/>
-          <w:i/>
-          <w:iCs/>
-          <w:color w:val="FF0000"/>
-          <w:sz w:val="24"/>
-          <w:szCs w:val="14"/>
-          <w:lang w:eastAsia="fr-FR"/>
-        </w:rPr>
-        <w:t>particularité</w:t>
-      </w:r>
-      <w:commentRangeEnd w:id="6"/>
-      <w:r>
-        <w:rPr>
-          <w:rStyle w:val="Marquedecommentaire"/>
-          <w:rFonts w:ascii="Arial" w:hAnsi="Arial"/>
-          <w:lang w:eastAsia="fr-FR"/>
-        </w:rPr>
-        <w:commentReference w:id="6"/>
-      </w:r>
-      <w:r>
-        <w:rPr>
-          <w:rFonts w:ascii="Arial" w:hAnsi="Arial"/>
-          <w:i/>
-          <w:iCs/>
-          <w:color w:val="FF0000"/>
-          <w:sz w:val="24"/>
-          <w:szCs w:val="14"/>
-          <w:lang w:eastAsia="fr-FR"/>
-        </w:rPr>
-        <w:t>.</w:t>
-      </w:r>
     </w:p>
     <w:p>
       <w:pPr>
@@ -4531,6 +4461,178 @@
           <w:lang w:eastAsia="fr-FR"/>
         </w:rPr>
       </w:pPr>
+      <w:r>
+        <w:rPr>
+          <w:rFonts w:ascii="Arial" w:hAnsi="Arial"/>
+          <w:i/>
+          <w:iCs/>
+          <w:color w:val="FF0000"/>
+          <w:sz w:val="24"/>
+          <w:szCs w:val="14"/>
+          <w:lang w:eastAsia="fr-FR"/>
+        </w:rPr>
+        <w:t>Au minimum :</w:t>
+      </w:r>
+    </w:p>
+    <w:p>
+      <w:pPr>
+        <w:pStyle w:val="Retraitnormal1"/>
+        <w:numPr>
+          <w:ilvl w:val="0"/>
+          <w:numId w:val="15"/>
+        </w:numPr>
+        <w:rPr>
+          <w:rFonts w:ascii="Arial" w:hAnsi="Arial"/>
+          <w:i/>
+          <w:iCs/>
+          <w:color w:val="FF0000"/>
+          <w:sz w:val="24"/>
+          <w:szCs w:val="14"/>
+          <w:lang w:eastAsia="fr-FR"/>
+        </w:rPr>
+      </w:pPr>
+      <w:r>
+        <w:rPr>
+          <w:rFonts w:ascii="Arial" w:hAnsi="Arial"/>
+          <w:i/>
+          <w:iCs/>
+          <w:color w:val="FF0000"/>
+          <w:sz w:val="24"/>
+          <w:szCs w:val="14"/>
+          <w:lang w:eastAsia="fr-FR"/>
+        </w:rPr>
+        <w:t>Un ou plusieurs schémas de contexte montrant le système dans son environnement d’utilisation, ainsi que ses utilisateurs. Ce type schéma doit être accompagné d’explications textuelles</w:t>
+      </w:r>
+    </w:p>
+    <w:p>
+      <w:pPr>
+        <w:pStyle w:val="Retraitnormal1"/>
+        <w:numPr>
+          <w:ilvl w:val="0"/>
+          <w:numId w:val="15"/>
+        </w:numPr>
+        <w:rPr>
+          <w:rFonts w:ascii="Arial" w:hAnsi="Arial"/>
+          <w:i/>
+          <w:iCs/>
+          <w:color w:val="FF0000"/>
+          <w:sz w:val="24"/>
+          <w:szCs w:val="14"/>
+          <w:lang w:eastAsia="fr-FR"/>
+        </w:rPr>
+      </w:pPr>
+      <w:r>
+        <w:rPr>
+          <w:rFonts w:ascii="Arial" w:hAnsi="Arial"/>
+          <w:i/>
+          <w:iCs/>
+          <w:color w:val="FF0000"/>
+          <w:sz w:val="24"/>
+          <w:szCs w:val="14"/>
+          <w:lang w:eastAsia="fr-FR"/>
+        </w:rPr>
+        <w:t xml:space="preserve">Un ou plusieurs schémas d’architecture montrant la structure </w:t>
+      </w:r>
+      <w:r>
+        <w:rPr>
+          <w:rFonts w:ascii="Arial" w:hAnsi="Arial"/>
+          <w:i/>
+          <w:iCs/>
+          <w:color w:val="FF0000"/>
+          <w:sz w:val="24"/>
+          <w:szCs w:val="14"/>
+          <w:lang w:eastAsia="fr-FR"/>
+        </w:rPr>
+        <w:t xml:space="preserve">interne </w:t>
+      </w:r>
+      <w:r>
+        <w:rPr>
+          <w:rFonts w:ascii="Arial" w:hAnsi="Arial"/>
+          <w:i/>
+          <w:iCs/>
+          <w:color w:val="FF0000"/>
+          <w:sz w:val="24"/>
+          <w:szCs w:val="14"/>
+          <w:lang w:eastAsia="fr-FR"/>
+        </w:rPr>
+        <w:t>du système. Ce type schéma doit être accompagné d’explications textuelles</w:t>
+      </w:r>
+    </w:p>
+    <w:p>
+      <w:pPr>
+        <w:pStyle w:val="Retraitnormal1"/>
+        <w:numPr>
+          <w:ilvl w:val="0"/>
+          <w:numId w:val="15"/>
+        </w:numPr>
+        <w:rPr>
+          <w:rFonts w:ascii="Arial" w:hAnsi="Arial"/>
+          <w:i/>
+          <w:iCs/>
+          <w:color w:val="FF0000"/>
+          <w:sz w:val="24"/>
+          <w:szCs w:val="14"/>
+          <w:lang w:eastAsia="fr-FR"/>
+        </w:rPr>
+      </w:pPr>
+      <w:r>
+        <w:rPr>
+          <w:rFonts w:ascii="Arial" w:hAnsi="Arial"/>
+          <w:i/>
+          <w:iCs/>
+          <w:color w:val="FF0000"/>
+          <w:sz w:val="24"/>
+          <w:szCs w:val="14"/>
+          <w:lang w:eastAsia="fr-FR"/>
+        </w:rPr>
+        <w:t>Un modèle conceptuel des données</w:t>
+      </w:r>
+      <w:r>
+        <w:rPr>
+          <w:rFonts w:ascii="Arial" w:hAnsi="Arial"/>
+          <w:i/>
+          <w:iCs/>
+          <w:color w:val="FF0000"/>
+          <w:sz w:val="24"/>
+          <w:szCs w:val="14"/>
+          <w:lang w:eastAsia="fr-FR"/>
+        </w:rPr>
+        <w:t xml:space="preserve">, accompagné d’une explication pour chaque entité/attribut possédant une </w:t>
+      </w:r>
+      <w:commentRangeStart w:id="7"/>
+      <w:r>
+        <w:rPr>
+          <w:rFonts w:ascii="Arial" w:hAnsi="Arial"/>
+          <w:i/>
+          <w:iCs/>
+          <w:color w:val="FF0000"/>
+          <w:sz w:val="24"/>
+          <w:szCs w:val="14"/>
+          <w:lang w:eastAsia="fr-FR"/>
+        </w:rPr>
+        <w:t>particularité</w:t>
+      </w:r>
+      <w:commentRangeEnd w:id="7"/>
+      <w:r>
+        <w:rPr>
+          <w:rStyle w:val="Marquedecommentaire"/>
+          <w:rFonts w:ascii="Arial" w:hAnsi="Arial"/>
+          <w:lang w:eastAsia="fr-FR"/>
+        </w:rPr>
+        <w:commentReference w:id="7"/>
+      </w:r>
+      <w:r>
+        <w:rPr>
+          <w:rFonts w:ascii="Arial" w:hAnsi="Arial"/>
+          <w:i/>
+          <w:iCs/>
+          <w:color w:val="FF0000"/>
+          <w:sz w:val="24"/>
+          <w:szCs w:val="14"/>
+          <w:lang w:eastAsia="fr-FR"/>
+        </w:rPr>
+        <w:t>.</w:t>
+      </w:r>
     </w:p>
     <w:p>
       <w:pPr>
@@ -4550,6 +4652,25 @@
           <w:lang w:eastAsia="fr-FR"/>
         </w:rPr>
       </w:pPr>
+    </w:p>
+    <w:p>
+      <w:pPr>
+        <w:pStyle w:val="Retraitnormal1"/>
+        <w:numPr>
+          <w:ilvl w:val="0"/>
+          <w:numId w:val="0"/>
+        </w:numPr>
+        <w:ind w:left="360"/>
+        <w:rPr>
+          <w:rFonts w:ascii="Arial" w:hAnsi="Arial"/>
+          <w:i/>
+          <w:iCs/>
+          <w:color w:val="FF0000"/>
+          <w:sz w:val="24"/>
+          <w:szCs w:val="14"/>
+          <w:lang w:eastAsia="fr-FR"/>
+        </w:rPr>
+      </w:pPr>
       <w:r>
         <w:rPr>
           <w:rFonts w:ascii="Arial" w:hAnsi="Arial"/>
@@ -4809,6 +4930,7 @@
           <w:szCs w:val="24"/>
           <w:lang w:eastAsia="fr-FR"/>
         </w:rPr>
+        <w:lastRenderedPageBreak/>
         <w:t>Programmation :</w:t>
       </w:r>
       <w:r>
@@ -4919,14 +5041,13 @@
           <w:iCs/>
         </w:rPr>
       </w:pPr>
-      <w:bookmarkStart w:id="7" w:name="_Toc71691012"/>
-      <w:bookmarkStart w:id="8" w:name="_Toc499021838"/>
+      <w:bookmarkStart w:id="8" w:name="_Toc71691012"/>
+      <w:bookmarkStart w:id="9" w:name="_Toc499021838"/>
       <w:r>
         <w:rPr>
           <w:i w:val="0"/>
           <w:iCs/>
         </w:rPr>
-        <w:lastRenderedPageBreak/>
         <w:t>Analyse fonctionnelle</w:t>
       </w:r>
     </w:p>
@@ -4959,12 +5080,6 @@
         <w:gridCol w:w="9060"/>
       </w:tblGrid>
       <w:tr>
-        <w:tblPrEx>
-          <w:tblCellMar>
-            <w:top w:w="0" w:type="dxa"/>
-            <w:bottom w:w="0" w:type="dxa"/>
-          </w:tblCellMar>
-        </w:tblPrEx>
         <w:tc>
           <w:tcPr>
             <w:tcW w:w="0" w:type="auto"/>
@@ -4977,12 +5092,6 @@
         </w:tc>
       </w:tr>
       <w:tr>
-        <w:tblPrEx>
-          <w:tblCellMar>
-            <w:top w:w="0" w:type="dxa"/>
-            <w:bottom w:w="0" w:type="dxa"/>
-          </w:tblCellMar>
-        </w:tblPrEx>
         <w:tc>
           <w:tcPr>
             <w:tcW w:w="0" w:type="auto"/>
@@ -5017,12 +5126,6 @@
               <w:gridCol w:w="7704"/>
             </w:tblGrid>
             <w:tr>
-              <w:tblPrEx>
-                <w:tblCellMar>
-                  <w:top w:w="0" w:type="dxa"/>
-                  <w:bottom w:w="0" w:type="dxa"/>
-                </w:tblCellMar>
-              </w:tblPrEx>
               <w:tc>
                 <w:tcPr>
                   <w:tcW w:w="0" w:type="auto"/>
@@ -5215,12 +5318,6 @@
         <w:gridCol w:w="6656"/>
       </w:tblGrid>
       <w:tr>
-        <w:tblPrEx>
-          <w:tblCellMar>
-            <w:top w:w="0" w:type="dxa"/>
-            <w:bottom w:w="0" w:type="dxa"/>
-          </w:tblCellMar>
-        </w:tblPrEx>
         <w:tc>
           <w:tcPr>
             <w:tcW w:w="0" w:type="auto"/>
@@ -5256,12 +5353,6 @@
         </w:tc>
       </w:tr>
       <w:tr>
-        <w:tblPrEx>
-          <w:tblCellMar>
-            <w:top w:w="0" w:type="dxa"/>
-            <w:bottom w:w="0" w:type="dxa"/>
-          </w:tblCellMar>
-        </w:tblPrEx>
         <w:tc>
           <w:tcPr>
             <w:tcW w:w="0" w:type="auto"/>
@@ -5297,12 +5388,6 @@
         </w:tc>
       </w:tr>
       <w:tr>
-        <w:tblPrEx>
-          <w:tblCellMar>
-            <w:top w:w="0" w:type="dxa"/>
-            <w:bottom w:w="0" w:type="dxa"/>
-          </w:tblCellMar>
-        </w:tblPrEx>
         <w:tc>
           <w:tcPr>
             <w:tcW w:w="0" w:type="auto"/>
@@ -5341,12 +5426,6 @@
         </w:tc>
       </w:tr>
       <w:tr>
-        <w:tblPrEx>
-          <w:tblCellMar>
-            <w:top w:w="0" w:type="dxa"/>
-            <w:bottom w:w="0" w:type="dxa"/>
-          </w:tblCellMar>
-        </w:tblPrEx>
         <w:tc>
           <w:tcPr>
             <w:tcW w:w="0" w:type="auto"/>
@@ -5516,12 +5595,6 @@
         <w:gridCol w:w="7034"/>
       </w:tblGrid>
       <w:tr>
-        <w:tblPrEx>
-          <w:tblCellMar>
-            <w:top w:w="0" w:type="dxa"/>
-            <w:bottom w:w="0" w:type="dxa"/>
-          </w:tblCellMar>
-        </w:tblPrEx>
         <w:tc>
           <w:tcPr>
             <w:tcW w:w="0" w:type="auto"/>
@@ -5557,12 +5630,6 @@
         </w:tc>
       </w:tr>
       <w:tr>
-        <w:tblPrEx>
-          <w:tblCellMar>
-            <w:top w:w="0" w:type="dxa"/>
-            <w:bottom w:w="0" w:type="dxa"/>
-          </w:tblCellMar>
-        </w:tblPrEx>
         <w:tc>
           <w:tcPr>
             <w:tcW w:w="0" w:type="auto"/>
@@ -5742,12 +5809,6 @@
         <w:gridCol w:w="6930"/>
       </w:tblGrid>
       <w:tr>
-        <w:tblPrEx>
-          <w:tblCellMar>
-            <w:top w:w="0" w:type="dxa"/>
-            <w:bottom w:w="0" w:type="dxa"/>
-          </w:tblCellMar>
-        </w:tblPrEx>
         <w:tc>
           <w:tcPr>
             <w:tcW w:w="0" w:type="auto"/>
@@ -5814,8 +5875,6 @@
       <w:pPr>
         <w:jc w:val="center"/>
       </w:pPr>
-      <w:bookmarkStart w:id="9" w:name="_GoBack"/>
-      <w:bookmarkEnd w:id="9"/>
       <w:r>
         <w:rPr>
           <w:noProof/>
@@ -6015,8 +6074,8 @@
         </w:rPr>
         <w:t>Stratégie de test</w:t>
       </w:r>
-      <w:bookmarkEnd w:id="7"/>
       <w:bookmarkEnd w:id="8"/>
+      <w:bookmarkEnd w:id="9"/>
     </w:p>
     <w:p/>
     <w:p>
@@ -6181,6 +6240,7 @@
           <w:szCs w:val="14"/>
         </w:rPr>
       </w:pPr>
+      <w:proofErr w:type="gramStart"/>
       <w:r>
         <w:rPr>
           <w:i/>
@@ -6195,7 +6255,16 @@
           <w:iCs/>
           <w:szCs w:val="14"/>
         </w:rPr>
-        <w:t>ypes de des tests et ordre dans lequel ils seront effectués.</w:t>
+        <w:t>ypes</w:t>
+      </w:r>
+      <w:proofErr w:type="gramEnd"/>
+      <w:r>
+        <w:rPr>
+          <w:i/>
+          <w:iCs/>
+          <w:szCs w:val="14"/>
+        </w:rPr>
+        <w:t xml:space="preserve"> de des tests et ordre dans lequel ils seront effectués.</w:t>
       </w:r>
     </w:p>
     <w:p>
@@ -6215,6 +6284,7 @@
           <w:szCs w:val="14"/>
         </w:rPr>
       </w:pPr>
+      <w:proofErr w:type="gramStart"/>
       <w:r>
         <w:rPr>
           <w:i/>
@@ -6229,7 +6299,16 @@
           <w:iCs/>
           <w:szCs w:val="14"/>
         </w:rPr>
-        <w:t>es moyens à mettre en œuvre</w:t>
+        <w:t>es</w:t>
+      </w:r>
+      <w:proofErr w:type="gramEnd"/>
+      <w:r>
+        <w:rPr>
+          <w:i/>
+          <w:iCs/>
+          <w:szCs w:val="14"/>
+        </w:rPr>
+        <w:t xml:space="preserve"> moyens à mettre en œuvre</w:t>
       </w:r>
       <w:r>
         <w:rPr>
@@ -6257,6 +6336,7 @@
           <w:szCs w:val="14"/>
         </w:rPr>
       </w:pPr>
+      <w:proofErr w:type="gramStart"/>
       <w:r>
         <w:rPr>
           <w:i/>
@@ -6271,7 +6351,16 @@
           <w:iCs/>
           <w:szCs w:val="14"/>
         </w:rPr>
-        <w:t>ouverture des tests (tests exhaustifs ou non, si non, pourquoi ?)</w:t>
+        <w:t>ouverture</w:t>
+      </w:r>
+      <w:proofErr w:type="gramEnd"/>
+      <w:r>
+        <w:rPr>
+          <w:i/>
+          <w:iCs/>
+          <w:szCs w:val="14"/>
+        </w:rPr>
+        <w:t xml:space="preserve"> des tests (tests exhaustifs ou non, si non, pourquoi ?)</w:t>
       </w:r>
       <w:r>
         <w:rPr>
@@ -6299,6 +6388,7 @@
           <w:szCs w:val="14"/>
         </w:rPr>
       </w:pPr>
+      <w:proofErr w:type="gramStart"/>
       <w:r>
         <w:rPr>
           <w:i/>
@@ -6313,7 +6403,16 @@
           <w:iCs/>
           <w:szCs w:val="14"/>
         </w:rPr>
-        <w:t>onnées de test à prévoir (données réelles ?)</w:t>
+        <w:t>onnées</w:t>
+      </w:r>
+      <w:proofErr w:type="gramEnd"/>
+      <w:r>
+        <w:rPr>
+          <w:i/>
+          <w:iCs/>
+          <w:szCs w:val="14"/>
+        </w:rPr>
+        <w:t xml:space="preserve"> de test à prévoir (données réelles ?)</w:t>
       </w:r>
       <w:r>
         <w:rPr>
@@ -6360,13 +6459,23 @@
           <w:szCs w:val="14"/>
         </w:rPr>
       </w:pPr>
-      <w:r>
-        <w:rPr>
-          <w:i/>
-          <w:iCs/>
-          <w:szCs w:val="14"/>
-        </w:rPr>
-        <w:t>les testeurs extérieurs éventuels.</w:t>
+      <w:proofErr w:type="gramStart"/>
+      <w:r>
+        <w:rPr>
+          <w:i/>
+          <w:iCs/>
+          <w:szCs w:val="14"/>
+        </w:rPr>
+        <w:t>les</w:t>
+      </w:r>
+      <w:proofErr w:type="gramEnd"/>
+      <w:r>
+        <w:rPr>
+          <w:i/>
+          <w:iCs/>
+          <w:szCs w:val="14"/>
+        </w:rPr>
+        <w:t xml:space="preserve"> testeurs extérieurs éventuels.</w:t>
       </w:r>
     </w:p>
     <w:p>
@@ -6453,13 +6562,23 @@
           <w:sz w:val="24"/>
         </w:rPr>
       </w:pPr>
+      <w:proofErr w:type="gramStart"/>
       <w:r>
         <w:rPr>
           <w:rFonts w:ascii="Arial" w:hAnsi="Arial" w:cs="Arial"/>
           <w:i/>
           <w:sz w:val="24"/>
         </w:rPr>
-        <w:t>risques techniques (complexité, manque de compétences, …)</w:t>
+        <w:t>risques</w:t>
+      </w:r>
+      <w:proofErr w:type="gramEnd"/>
+      <w:r>
+        <w:rPr>
+          <w:rFonts w:ascii="Arial" w:hAnsi="Arial" w:cs="Arial"/>
+          <w:i/>
+          <w:sz w:val="24"/>
+        </w:rPr>
+        <w:t xml:space="preserve"> techniques (complexité, manque de compétences, …)</w:t>
       </w:r>
       <w:r>
         <w:rPr>
@@ -6625,6 +6744,7 @@
           <w:lang w:eastAsia="fr-FR"/>
         </w:rPr>
       </w:pPr>
+      <w:proofErr w:type="gramStart"/>
       <w:r>
         <w:rPr>
           <w:rFonts w:ascii="Arial" w:hAnsi="Arial"/>
@@ -6635,7 +6755,20 @@
           <w:szCs w:val="14"/>
           <w:lang w:eastAsia="fr-FR"/>
         </w:rPr>
-        <w:t xml:space="preserve">planning indiquant les dates de début et de fin du projet ainsi que le découpage connu des diverses phases. </w:t>
+        <w:t>planning</w:t>
+      </w:r>
+      <w:proofErr w:type="gramEnd"/>
+      <w:r>
+        <w:rPr>
+          <w:rFonts w:ascii="Arial" w:hAnsi="Arial"/>
+          <w:i/>
+          <w:iCs/>
+          <w:strike/>
+          <w:sz w:val="24"/>
+          <w:szCs w:val="14"/>
+          <w:lang w:eastAsia="fr-FR"/>
+        </w:rPr>
+        <w:t xml:space="preserve"> indiquant les dates de début et de fin du projet ainsi que le découpage connu des diverses phases. </w:t>
       </w:r>
     </w:p>
     <w:p>
@@ -6655,6 +6788,7 @@
           <w:lang w:eastAsia="fr-FR"/>
         </w:rPr>
       </w:pPr>
+      <w:proofErr w:type="gramStart"/>
       <w:r>
         <w:rPr>
           <w:rFonts w:ascii="Arial" w:hAnsi="Arial"/>
@@ -6665,7 +6799,20 @@
           <w:szCs w:val="14"/>
           <w:lang w:eastAsia="fr-FR"/>
         </w:rPr>
-        <w:t>partage des tâches en cas de travail à plusieurs.</w:t>
+        <w:t>partage</w:t>
+      </w:r>
+      <w:proofErr w:type="gramEnd"/>
+      <w:r>
+        <w:rPr>
+          <w:rFonts w:ascii="Arial" w:hAnsi="Arial"/>
+          <w:i/>
+          <w:iCs/>
+          <w:strike/>
+          <w:sz w:val="24"/>
+          <w:szCs w:val="14"/>
+          <w:lang w:eastAsia="fr-FR"/>
+        </w:rPr>
+        <w:t xml:space="preserve"> des tâches en cas de travail à plusieurs.</w:t>
       </w:r>
     </w:p>
     <w:p>
@@ -6861,6 +7008,7 @@
           <w:sz w:val="24"/>
         </w:rPr>
       </w:pPr>
+      <w:proofErr w:type="gramStart"/>
       <w:r>
         <w:rPr>
           <w:rFonts w:ascii="Arial" w:hAnsi="Arial" w:cs="Arial"/>
@@ -6868,7 +7016,16 @@
           <w:sz w:val="24"/>
         </w:rPr>
         <w:lastRenderedPageBreak/>
-        <w:t>le choix du matériel HW</w:t>
+        <w:t>le</w:t>
+      </w:r>
+      <w:proofErr w:type="gramEnd"/>
+      <w:r>
+        <w:rPr>
+          <w:rFonts w:ascii="Arial" w:hAnsi="Arial" w:cs="Arial"/>
+          <w:i/>
+          <w:sz w:val="24"/>
+        </w:rPr>
+        <w:t xml:space="preserve"> choix du matériel HW</w:t>
       </w:r>
     </w:p>
     <w:p>
@@ -6884,13 +7041,23 @@
           <w:sz w:val="24"/>
         </w:rPr>
       </w:pPr>
+      <w:proofErr w:type="gramStart"/>
       <w:r>
         <w:rPr>
           <w:rFonts w:ascii="Arial" w:hAnsi="Arial" w:cs="Arial"/>
           <w:i/>
           <w:sz w:val="24"/>
         </w:rPr>
-        <w:t xml:space="preserve">le choix des systèmes d'exploitation pour la réalisation </w:t>
+        <w:t>le</w:t>
+      </w:r>
+      <w:proofErr w:type="gramEnd"/>
+      <w:r>
+        <w:rPr>
+          <w:rFonts w:ascii="Arial" w:hAnsi="Arial" w:cs="Arial"/>
+          <w:i/>
+          <w:sz w:val="24"/>
+        </w:rPr>
+        <w:t xml:space="preserve"> choix des systèmes d'exploitation pour la réalisation </w:t>
       </w:r>
       <w:r>
         <w:rPr>
@@ -6923,13 +7090,23 @@
           <w:sz w:val="24"/>
         </w:rPr>
       </w:pPr>
+      <w:proofErr w:type="gramStart"/>
       <w:r>
         <w:rPr>
           <w:rFonts w:ascii="Arial" w:hAnsi="Arial" w:cs="Arial"/>
           <w:i/>
           <w:sz w:val="24"/>
         </w:rPr>
-        <w:t xml:space="preserve">le choix des outils logiciels pour la réalisation </w:t>
+        <w:t>le</w:t>
+      </w:r>
+      <w:proofErr w:type="gramEnd"/>
+      <w:r>
+        <w:rPr>
+          <w:rFonts w:ascii="Arial" w:hAnsi="Arial" w:cs="Arial"/>
+          <w:i/>
+          <w:sz w:val="24"/>
+        </w:rPr>
+        <w:t xml:space="preserve"> choix des outils logiciels pour la réalisation </w:t>
       </w:r>
       <w:r>
         <w:rPr>
@@ -7863,13 +8040,23 @@
           <w:strike/>
         </w:rPr>
       </w:pPr>
+      <w:proofErr w:type="gramStart"/>
       <w:r>
         <w:rPr>
           <w:i/>
           <w:iCs/>
           <w:strike/>
         </w:rPr>
-        <w:t>les répertoires où le logiciel est installé</w:t>
+        <w:t>les</w:t>
+      </w:r>
+      <w:proofErr w:type="gramEnd"/>
+      <w:r>
+        <w:rPr>
+          <w:i/>
+          <w:iCs/>
+          <w:strike/>
+        </w:rPr>
+        <w:t xml:space="preserve"> répertoires où le logiciel est installé</w:t>
       </w:r>
     </w:p>
     <w:p>
@@ -7889,13 +8076,23 @@
           <w:strike/>
         </w:rPr>
       </w:pPr>
+      <w:proofErr w:type="gramStart"/>
       <w:r>
         <w:rPr>
           <w:i/>
           <w:iCs/>
           <w:strike/>
         </w:rPr>
-        <w:t>la liste de tous les fichiers et une rapide description de leur contenu (des noms qui parlent !)</w:t>
+        <w:t>la</w:t>
+      </w:r>
+      <w:proofErr w:type="gramEnd"/>
+      <w:r>
+        <w:rPr>
+          <w:i/>
+          <w:iCs/>
+          <w:strike/>
+        </w:rPr>
+        <w:t xml:space="preserve"> liste de tous les fichiers et une rapide description de leur contenu (des noms qui parlent !)</w:t>
       </w:r>
     </w:p>
     <w:p>
@@ -7915,13 +8112,23 @@
           <w:strike/>
         </w:rPr>
       </w:pPr>
+      <w:proofErr w:type="gramStart"/>
       <w:r>
         <w:rPr>
           <w:i/>
           <w:iCs/>
           <w:strike/>
         </w:rPr>
-        <w:t>les versions des systèmes d'exploitation et des outils logiciels</w:t>
+        <w:t>les</w:t>
+      </w:r>
+      <w:proofErr w:type="gramEnd"/>
+      <w:r>
+        <w:rPr>
+          <w:i/>
+          <w:iCs/>
+          <w:strike/>
+        </w:rPr>
+        <w:t xml:space="preserve"> versions des systèmes d'exploitation et des outils logiciels</w:t>
       </w:r>
     </w:p>
     <w:p>
@@ -7941,13 +8148,23 @@
           <w:strike/>
         </w:rPr>
       </w:pPr>
+      <w:proofErr w:type="gramStart"/>
       <w:r>
         <w:rPr>
           <w:i/>
           <w:iCs/>
           <w:strike/>
         </w:rPr>
-        <w:t>la description exacte du matériel</w:t>
+        <w:t>la</w:t>
+      </w:r>
+      <w:proofErr w:type="gramEnd"/>
+      <w:r>
+        <w:rPr>
+          <w:i/>
+          <w:iCs/>
+          <w:strike/>
+        </w:rPr>
+        <w:t xml:space="preserve"> description exacte du matériel</w:t>
       </w:r>
     </w:p>
     <w:p>
@@ -7967,13 +8184,23 @@
           <w:strike/>
         </w:rPr>
       </w:pPr>
+      <w:proofErr w:type="gramStart"/>
       <w:r>
         <w:rPr>
           <w:i/>
           <w:iCs/>
           <w:strike/>
         </w:rPr>
-        <w:t>le numé</w:t>
+        <w:t>le</w:t>
+      </w:r>
+      <w:proofErr w:type="gramEnd"/>
+      <w:r>
+        <w:rPr>
+          <w:i/>
+          <w:iCs/>
+          <w:strike/>
+        </w:rPr>
+        <w:t xml:space="preserve"> numé</w:t>
       </w:r>
       <w:r>
         <w:rPr>
@@ -8195,12 +8422,21 @@
           <w:iCs/>
         </w:rPr>
       </w:pPr>
-      <w:r>
-        <w:rPr>
-          <w:i/>
-          <w:iCs/>
-        </w:rPr>
-        <w:t>la liste de tous les fichiers et une rapide description de leur contenu (des noms qui parlent !)</w:t>
+      <w:proofErr w:type="gramStart"/>
+      <w:r>
+        <w:rPr>
+          <w:i/>
+          <w:iCs/>
+        </w:rPr>
+        <w:t>la</w:t>
+      </w:r>
+      <w:proofErr w:type="gramEnd"/>
+      <w:r>
+        <w:rPr>
+          <w:i/>
+          <w:iCs/>
+        </w:rPr>
+        <w:t xml:space="preserve"> liste de tous les fichiers et une rapide description de leur contenu (des noms qui parlent !)</w:t>
       </w:r>
     </w:p>
     <w:p>
@@ -8219,12 +8455,21 @@
           <w:iCs/>
         </w:rPr>
       </w:pPr>
-      <w:r>
-        <w:rPr>
-          <w:i/>
-          <w:iCs/>
-        </w:rPr>
-        <w:t>les versions des systèmes d'exploitation et des outils logiciels</w:t>
+      <w:proofErr w:type="gramStart"/>
+      <w:r>
+        <w:rPr>
+          <w:i/>
+          <w:iCs/>
+        </w:rPr>
+        <w:t>les</w:t>
+      </w:r>
+      <w:proofErr w:type="gramEnd"/>
+      <w:r>
+        <w:rPr>
+          <w:i/>
+          <w:iCs/>
+        </w:rPr>
+        <w:t xml:space="preserve"> versions des systèmes d'exploitation et des outils logiciels</w:t>
       </w:r>
     </w:p>
     <w:p>
@@ -8243,12 +8488,21 @@
           <w:iCs/>
         </w:rPr>
       </w:pPr>
-      <w:r>
-        <w:rPr>
-          <w:i/>
-          <w:iCs/>
-        </w:rPr>
-        <w:t>la description exacte du matériel</w:t>
+      <w:proofErr w:type="gramStart"/>
+      <w:r>
+        <w:rPr>
+          <w:i/>
+          <w:iCs/>
+        </w:rPr>
+        <w:t>la</w:t>
+      </w:r>
+      <w:proofErr w:type="gramEnd"/>
+      <w:r>
+        <w:rPr>
+          <w:i/>
+          <w:iCs/>
+        </w:rPr>
+        <w:t xml:space="preserve"> description exacte du matériel</w:t>
       </w:r>
     </w:p>
     <w:p/>
@@ -8308,12 +8562,21 @@
           <w:iCs/>
         </w:rPr>
       </w:pPr>
-      <w:r>
-        <w:rPr>
-          <w:i/>
-          <w:iCs/>
-        </w:rPr>
-        <w:t>la liste de tous les fichiers et une rapide description de leur contenu (des noms qui parlent !)</w:t>
+      <w:proofErr w:type="gramStart"/>
+      <w:r>
+        <w:rPr>
+          <w:i/>
+          <w:iCs/>
+        </w:rPr>
+        <w:t>la</w:t>
+      </w:r>
+      <w:proofErr w:type="gramEnd"/>
+      <w:r>
+        <w:rPr>
+          <w:i/>
+          <w:iCs/>
+        </w:rPr>
+        <w:t xml:space="preserve"> liste de tous les fichiers et une rapide description de leur contenu (des noms qui parlent !)</w:t>
       </w:r>
     </w:p>
     <w:p>
@@ -8332,12 +8595,21 @@
           <w:iCs/>
         </w:rPr>
       </w:pPr>
-      <w:r>
-        <w:rPr>
-          <w:i/>
-          <w:iCs/>
-        </w:rPr>
-        <w:t>les versions des systèmes d'exploitation et des outils logiciels</w:t>
+      <w:proofErr w:type="gramStart"/>
+      <w:r>
+        <w:rPr>
+          <w:i/>
+          <w:iCs/>
+        </w:rPr>
+        <w:t>les</w:t>
+      </w:r>
+      <w:proofErr w:type="gramEnd"/>
+      <w:r>
+        <w:rPr>
+          <w:i/>
+          <w:iCs/>
+        </w:rPr>
+        <w:t xml:space="preserve"> versions des systèmes d'exploitation et des outils logiciels</w:t>
       </w:r>
     </w:p>
     <w:p>
@@ -8356,12 +8628,21 @@
           <w:iCs/>
         </w:rPr>
       </w:pPr>
-      <w:r>
-        <w:rPr>
-          <w:i/>
-          <w:iCs/>
-        </w:rPr>
-        <w:t>la description exacte du matériel</w:t>
+      <w:proofErr w:type="gramStart"/>
+      <w:r>
+        <w:rPr>
+          <w:i/>
+          <w:iCs/>
+        </w:rPr>
+        <w:t>la</w:t>
+      </w:r>
+      <w:proofErr w:type="gramEnd"/>
+      <w:r>
+        <w:rPr>
+          <w:i/>
+          <w:iCs/>
+        </w:rPr>
+        <w:t xml:space="preserve"> description exacte du matériel</w:t>
       </w:r>
     </w:p>
     <w:p>
@@ -8492,12 +8773,21 @@
           <w:iCs/>
         </w:rPr>
       </w:pPr>
-      <w:r>
-        <w:rPr>
-          <w:i/>
-          <w:iCs/>
-        </w:rPr>
-        <w:t>la liste de tous les fichiers et une rapide description de leur contenu (des noms qui parlent !)</w:t>
+      <w:proofErr w:type="gramStart"/>
+      <w:r>
+        <w:rPr>
+          <w:i/>
+          <w:iCs/>
+        </w:rPr>
+        <w:t>la</w:t>
+      </w:r>
+      <w:proofErr w:type="gramEnd"/>
+      <w:r>
+        <w:rPr>
+          <w:i/>
+          <w:iCs/>
+        </w:rPr>
+        <w:t xml:space="preserve"> liste de tous les fichiers et une rapide description de leur contenu (des noms qui parlent !)</w:t>
       </w:r>
     </w:p>
     <w:p>
@@ -8516,12 +8806,21 @@
           <w:iCs/>
         </w:rPr>
       </w:pPr>
-      <w:r>
-        <w:rPr>
-          <w:i/>
-          <w:iCs/>
-        </w:rPr>
-        <w:t>les versions des systèmes d'exploitation et des outils logiciels</w:t>
+      <w:proofErr w:type="gramStart"/>
+      <w:r>
+        <w:rPr>
+          <w:i/>
+          <w:iCs/>
+        </w:rPr>
+        <w:t>les</w:t>
+      </w:r>
+      <w:proofErr w:type="gramEnd"/>
+      <w:r>
+        <w:rPr>
+          <w:i/>
+          <w:iCs/>
+        </w:rPr>
+        <w:t xml:space="preserve"> versions des systèmes d'exploitation et des outils logiciels</w:t>
       </w:r>
     </w:p>
     <w:p>
@@ -8540,12 +8839,21 @@
           <w:iCs/>
         </w:rPr>
       </w:pPr>
-      <w:r>
-        <w:rPr>
-          <w:i/>
-          <w:iCs/>
-        </w:rPr>
-        <w:t>la description exacte du matériel</w:t>
+      <w:proofErr w:type="gramStart"/>
+      <w:r>
+        <w:rPr>
+          <w:i/>
+          <w:iCs/>
+        </w:rPr>
+        <w:t>la</w:t>
+      </w:r>
+      <w:proofErr w:type="gramEnd"/>
+      <w:r>
+        <w:rPr>
+          <w:i/>
+          <w:iCs/>
+        </w:rPr>
+        <w:t xml:space="preserve"> description exacte du matériel</w:t>
       </w:r>
     </w:p>
     <w:p>
@@ -8728,12 +9036,21 @@
           <w:strike/>
         </w:rPr>
       </w:pPr>
+      <w:proofErr w:type="gramStart"/>
       <w:r>
         <w:rPr>
           <w:i/>
           <w:strike/>
         </w:rPr>
-        <w:t>les conditions exactes de chaque test</w:t>
+        <w:t>les</w:t>
+      </w:r>
+      <w:proofErr w:type="gramEnd"/>
+      <w:r>
+        <w:rPr>
+          <w:i/>
+          <w:strike/>
+        </w:rPr>
+        <w:t xml:space="preserve"> conditions exactes de chaque test</w:t>
       </w:r>
     </w:p>
     <w:p>
@@ -8747,12 +9064,21 @@
           <w:strike/>
         </w:rPr>
       </w:pPr>
+      <w:proofErr w:type="gramStart"/>
       <w:r>
         <w:rPr>
           <w:i/>
           <w:strike/>
         </w:rPr>
-        <w:t>les preuves de test (papier ou fichier)</w:t>
+        <w:t>les</w:t>
+      </w:r>
+      <w:proofErr w:type="gramEnd"/>
+      <w:r>
+        <w:rPr>
+          <w:i/>
+          <w:strike/>
+        </w:rPr>
+        <w:t xml:space="preserve"> preuves de test (papier ou fichier)</w:t>
       </w:r>
     </w:p>
     <w:p>
@@ -9148,12 +9474,21 @@
           <w:i/>
         </w:rPr>
       </w:pPr>
+      <w:proofErr w:type="gramStart"/>
       <w:r>
         <w:rPr>
           <w:rFonts w:cs="Arial"/>
           <w:i/>
         </w:rPr>
-        <w:t>le rapport de projet</w:t>
+        <w:t>le</w:t>
+      </w:r>
+      <w:proofErr w:type="gramEnd"/>
+      <w:r>
+        <w:rPr>
+          <w:rFonts w:cs="Arial"/>
+          <w:i/>
+        </w:rPr>
+        <w:t xml:space="preserve"> rapport de projet</w:t>
       </w:r>
     </w:p>
     <w:p>
@@ -9167,12 +9502,21 @@
           <w:i/>
         </w:rPr>
       </w:pPr>
+      <w:proofErr w:type="gramStart"/>
       <w:r>
         <w:rPr>
           <w:rFonts w:cs="Arial"/>
           <w:i/>
         </w:rPr>
-        <w:t>le manuel d'Installation (en annexe)</w:t>
+        <w:t>le</w:t>
+      </w:r>
+      <w:proofErr w:type="gramEnd"/>
+      <w:r>
+        <w:rPr>
+          <w:rFonts w:cs="Arial"/>
+          <w:i/>
+        </w:rPr>
+        <w:t xml:space="preserve"> manuel d'Installation (en annexe)</w:t>
       </w:r>
     </w:p>
     <w:p>
@@ -9186,12 +9530,21 @@
           <w:i/>
         </w:rPr>
       </w:pPr>
+      <w:proofErr w:type="gramStart"/>
       <w:r>
         <w:rPr>
           <w:rFonts w:cs="Arial"/>
           <w:i/>
         </w:rPr>
-        <w:t>le manuel d'Utilisation avec des exemples graphiques (en annexe)</w:t>
+        <w:t>le</w:t>
+      </w:r>
+      <w:proofErr w:type="gramEnd"/>
+      <w:r>
+        <w:rPr>
+          <w:rFonts w:cs="Arial"/>
+          <w:i/>
+        </w:rPr>
+        <w:t xml:space="preserve"> manuel d'Utilisation avec des exemples graphiques (en annexe)</w:t>
       </w:r>
     </w:p>
     <w:p>
@@ -9205,20 +9558,246 @@
           <w:i/>
         </w:rPr>
       </w:pPr>
+      <w:proofErr w:type="gramStart"/>
       <w:r>
         <w:rPr>
           <w:rFonts w:cs="Arial"/>
           <w:i/>
         </w:rPr>
-        <w:t>autres…</w:t>
-      </w:r>
-    </w:p>
-    <w:p>
-      <w:pPr>
-        <w:rPr>
-          <w:szCs w:val="14"/>
-        </w:rPr>
-      </w:pPr>
+        <w:t>autres</w:t>
+      </w:r>
+      <w:proofErr w:type="gramEnd"/>
+      <w:r>
+        <w:rPr>
+          <w:rFonts w:cs="Arial"/>
+          <w:i/>
+        </w:rPr>
+        <w:t>…</w:t>
+      </w:r>
+    </w:p>
+    <w:p>
+      <w:pPr>
+        <w:pStyle w:val="Titre2"/>
+        <w:rPr>
+          <w:i w:val="0"/>
+          <w:iCs/>
+        </w:rPr>
+      </w:pPr>
+      <w:r>
+        <w:rPr>
+          <w:i w:val="0"/>
+          <w:iCs/>
+        </w:rPr>
+        <w:lastRenderedPageBreak/>
+        <w:t>Utilisation de l’IA</w:t>
+      </w:r>
+    </w:p>
+    <w:p>
+      <w:pPr>
+        <w:pStyle w:val="Titre3"/>
+      </w:pPr>
+      <w:r>
+        <w:t xml:space="preserve">Version écrit par </w:t>
+      </w:r>
+      <w:proofErr w:type="spellStart"/>
+      <w:r>
+        <w:t>moi-meme</w:t>
+      </w:r>
+      <w:proofErr w:type="spellEnd"/>
+    </w:p>
+    <w:p/>
+    <w:p>
+      <w:pPr>
+        <w:ind w:left="708"/>
+        <w:rPr>
+          <w:rFonts w:cs="Arial"/>
+          <w:iCs/>
+        </w:rPr>
+      </w:pPr>
+      <w:r>
+        <w:rPr>
+          <w:rFonts w:cs="Arial"/>
+          <w:iCs/>
+        </w:rPr>
+        <w:t xml:space="preserve">Personnellement j’ai une vision de l’IA d’une technologie révolutionnaire pour mon métier. Plein de technologie ont bouleverser des métiers mais dans l’informatique celui-là est très violent. Pendant mon stage de 1 ans pour réaliser des programmes « simple » l’IA ma prouvé qu’il le fessait 100x plus vite que moi. Mais à la fin du stage comme je disais « Je ne sais plus coder » j’ai dû me remémorer des taches que je fessais sur un coup de tête avant. L’utilisation de l’IA est pour moi dangereuse car on ne fait plus les choses simples qu’on en oublie plus tard de comment les faires. Du coup c’est un gain de temps énorme. Pour ce projet je vais me permettre d’utiliser l’IA pour avoir des explications mais pas pour coder car pour le PAPRO1 je dois essayer de prendre en main </w:t>
+      </w:r>
+      <w:proofErr w:type="spellStart"/>
+      <w:r>
+        <w:rPr>
+          <w:rFonts w:cs="Arial"/>
+          <w:iCs/>
+        </w:rPr>
+        <w:t>react</w:t>
+      </w:r>
+      <w:proofErr w:type="spellEnd"/>
+      <w:r>
+        <w:rPr>
+          <w:rFonts w:cs="Arial"/>
+          <w:iCs/>
+        </w:rPr>
+        <w:t xml:space="preserve"> natif puisque c’est ma première fois. Lors du TPI je me permettrai de l’utiliser pour gagne du temps sur les tâches qui peuvent être raccourci par l’IA lors de la réalisation des </w:t>
+      </w:r>
+      <w:proofErr w:type="spellStart"/>
+      <w:r>
+        <w:rPr>
+          <w:rFonts w:cs="Arial"/>
+          <w:iCs/>
+        </w:rPr>
+        <w:t>users</w:t>
+      </w:r>
+      <w:proofErr w:type="spellEnd"/>
+      <w:r>
+        <w:rPr>
+          <w:rFonts w:cs="Arial"/>
+          <w:iCs/>
+        </w:rPr>
+        <w:t xml:space="preserve"> </w:t>
+      </w:r>
+      <w:proofErr w:type="spellStart"/>
+      <w:r>
+        <w:rPr>
+          <w:rFonts w:cs="Arial"/>
+          <w:iCs/>
+        </w:rPr>
+        <w:t>storys</w:t>
+      </w:r>
+      <w:proofErr w:type="spellEnd"/>
+      <w:r>
+        <w:rPr>
+          <w:rFonts w:cs="Arial"/>
+          <w:iCs/>
+        </w:rPr>
+        <w:t>.</w:t>
+      </w:r>
+    </w:p>
+    <w:p>
+      <w:pPr>
+        <w:ind w:left="426"/>
+        <w:rPr>
+          <w:rFonts w:cs="Arial"/>
+          <w:iCs/>
+        </w:rPr>
+      </w:pPr>
+    </w:p>
+    <w:p>
+      <w:pPr>
+        <w:pStyle w:val="Titre3"/>
+      </w:pPr>
+      <w:r>
+        <w:t xml:space="preserve">Version écrite par </w:t>
+      </w:r>
+      <w:proofErr w:type="spellStart"/>
+      <w:r>
+        <w:t>ChatGPT</w:t>
+      </w:r>
+      <w:proofErr w:type="spellEnd"/>
+    </w:p>
+    <w:p/>
+    <w:p>
+      <w:pPr>
+        <w:ind w:left="708"/>
+        <w:rPr>
+          <w:rFonts w:cs="Arial"/>
+          <w:iCs/>
+        </w:rPr>
+      </w:pPr>
+      <w:r>
+        <w:rPr>
+          <w:rFonts w:cs="Arial"/>
+          <w:iCs/>
+        </w:rPr>
+        <w:t>Pour moi, l'intelligence artificielle (IA) change complètement la donne dans mon boulot. C'est incroyable comment elle peut tout faire beaucoup plus vite que nous. Par exemple, pendant mon stage d'un an où je devais coder des trucs simples, l'IA a montré qu'elle pouvait le faire 100 fois plus vite que moi. Ça m'a tellement surpris que j'ai fini par dire que j'avais "oublié comment coder" parce que je devais me rappeler comment faire des choses que je faisais facilement avant.</w:t>
+      </w:r>
+    </w:p>
+    <w:p>
+      <w:pPr>
+        <w:ind w:left="708"/>
+        <w:rPr>
+          <w:rFonts w:cs="Arial"/>
+          <w:iCs/>
+        </w:rPr>
+      </w:pPr>
+    </w:p>
+    <w:p>
+      <w:pPr>
+        <w:ind w:left="708"/>
+        <w:rPr>
+          <w:rFonts w:cs="Arial"/>
+          <w:iCs/>
+        </w:rPr>
+      </w:pPr>
+      <w:r>
+        <w:rPr>
+          <w:rFonts w:cs="Arial"/>
+          <w:iCs/>
+        </w:rPr>
+        <w:t>L'IA, c'est super pour gagner du temps, mais ça peut aussi nous faire oublier comment faire les choses par nous-mêmes. C'est un peu comme tricher à un examen : ça aide sur le moment, mais après on ne sait plus rien faire sans aide.</w:t>
+      </w:r>
+    </w:p>
+    <w:p>
+      <w:pPr>
+        <w:ind w:left="708"/>
+        <w:rPr>
+          <w:rFonts w:cs="Arial"/>
+          <w:iCs/>
+        </w:rPr>
+      </w:pPr>
+    </w:p>
+    <w:p>
+      <w:pPr>
+        <w:ind w:left="708"/>
+        <w:rPr>
+          <w:rFonts w:cs="Arial"/>
+          <w:iCs/>
+        </w:rPr>
+      </w:pPr>
+      <w:r>
+        <w:rPr>
+          <w:rFonts w:cs="Arial"/>
+          <w:iCs/>
+        </w:rPr>
+        <w:t xml:space="preserve">Quand même, je vais utiliser l'IA pour m'aider à comprendre des choses sur mon projet, mais je vais essayer de coder moi-même. Pour mon projet PAPRO1, je vais apprendre à utiliser </w:t>
+      </w:r>
+      <w:proofErr w:type="spellStart"/>
+      <w:r>
+        <w:rPr>
+          <w:rFonts w:cs="Arial"/>
+          <w:iCs/>
+        </w:rPr>
+        <w:t>React</w:t>
+      </w:r>
+      <w:proofErr w:type="spellEnd"/>
+      <w:r>
+        <w:rPr>
+          <w:rFonts w:cs="Arial"/>
+          <w:iCs/>
+        </w:rPr>
+        <w:t xml:space="preserve"> Native, quelque chose de nouveau pour moi. Et pour un autre projet, le TPI, je compte utiliser l'IA pour aller plus vite sur certaines parties, surtout pour écrire les plans de ce que je veux faire.</w:t>
+      </w:r>
+    </w:p>
+    <w:p>
+      <w:pPr>
+        <w:ind w:left="708"/>
+        <w:rPr>
+          <w:rFonts w:cs="Arial"/>
+          <w:iCs/>
+        </w:rPr>
+      </w:pPr>
+    </w:p>
+    <w:p>
+      <w:pPr>
+        <w:ind w:left="708"/>
+        <w:rPr>
+          <w:szCs w:val="14"/>
+        </w:rPr>
+      </w:pPr>
+      <w:r>
+        <w:rPr>
+          <w:rFonts w:cs="Arial"/>
+          <w:iCs/>
+        </w:rPr>
+        <w:t>Je pense que c'est un bon plan : utiliser l'IA pour aider, mais sans oublier d'apprendre et de faire les choses moi-même. C'est comme avoir un super outil qui peut faire plein de trucs, mais je veux aussi m'assurer de savoir comment les faire sans aide.</w:t>
+      </w:r>
     </w:p>
     <w:p>
       <w:pPr>
@@ -9231,7 +9810,6 @@
       <w:bookmarkStart w:id="34" w:name="_Toc71703263"/>
       <w:bookmarkStart w:id="35" w:name="_Toc499021847"/>
       <w:r>
-        <w:lastRenderedPageBreak/>
         <w:t>C</w:t>
       </w:r>
       <w:bookmarkEnd w:id="33"/>
@@ -9315,6 +9893,7 @@
           <w:rFonts w:cs="Arial"/>
           <w:i/>
         </w:rPr>
+        <w:lastRenderedPageBreak/>
         <w:t>Objectifs atteints / non-atteints</w:t>
       </w:r>
     </w:p>
@@ -9925,7 +10504,7 @@
 
 <file path=word/comments.xml><?xml version="1.0" encoding="utf-8"?>
 <w:comments xmlns:wpc="http://schemas.microsoft.com/office/word/2010/wordprocessingCanvas" xmlns:cx="http://schemas.microsoft.com/office/drawing/2014/chartex" xmlns:cx1="http://schemas.microsoft.com/office/drawing/2015/9/8/chartex" xmlns:mc="http://schemas.openxmlformats.org/markup-compatibility/2006" xmlns:o="urn:schemas-microsoft-com:office:office" xmlns:r="http://schemas.openxmlformats.org/officeDocument/2006/relationships" xmlns:m="http://schemas.openxmlformats.org/officeDocument/2006/math" xmlns:v="urn:schemas-microsoft-com:vml" xmlns:wp14="http://schemas.microsoft.com/office/word/2010/wordprocessingDrawing" xmlns:wp="http://schemas.openxmlformats.org/drawingml/2006/wordprocessingDrawing" xmlns:w10="urn:schemas-microsoft-com:office:word" xmlns:w="http://schemas.openxmlformats.org/wordprocessingml/2006/main" xmlns:w14="http://schemas.microsoft.com/office/word/2010/wordml" xmlns:w15="http://schemas.microsoft.com/office/word/2012/wordml" xmlns:w16se="http://schemas.microsoft.com/office/word/2015/wordml/symex" xmlns:wpg="http://schemas.microsoft.com/office/word/2010/wordprocessingGroup" xmlns:wpi="http://schemas.microsoft.com/office/word/2010/wordprocessingInk" xmlns:wne="http://schemas.microsoft.com/office/word/2006/wordml" xmlns:wps="http://schemas.microsoft.com/office/word/2010/wordprocessingShape" mc:Ignorable="w14 w15 w16se wp14">
-  <w:comment w:id="6" w:author="Xavier Carrel" w:date="2023-05-26T09:19:00Z" w:initials="XCL">
+  <w:comment w:id="7" w:author="Xavier Carrel" w:date="2023-05-26T09:19:00Z" w:initials="XCL">
     <w:p>
       <w:r>
         <w:rPr>
@@ -10037,7 +10616,7 @@
         <w:sz w:val="16"/>
         <w:szCs w:val="16"/>
       </w:rPr>
-      <w:t>15</w:t>
+      <w:t>7</w:t>
     </w:r>
     <w:r>
       <w:rPr>

--- a/doc/PAPRO1_2024/Rapport-PAPRO1.docx
+++ b/doc/PAPRO1_2024/Rapport-PAPRO1.docx
@@ -2951,330 +2951,35 @@
     <w:p>
       <w:pPr>
         <w:rPr>
-          <w:strike/>
-        </w:rPr>
-      </w:pPr>
-      <w:r>
-        <w:rPr>
-          <w:rStyle w:val="normaltextrun"/>
-          <w:rFonts w:cs="Arial"/>
-          <w:i/>
-          <w:iCs/>
-          <w:strike/>
-          <w:color w:val="000000"/>
-          <w:shd w:val="clear" w:color="auto" w:fill="FFFFFF"/>
-        </w:rPr>
-        <w:t>Ce chapitre montre la planification du projet. Celui-ci peut être découpé en tâches qui seront planifiées. Il s'agit de la première planification du projet, celle-ci devra être revue après l'analyse. Cette planification sera présentée sous la forme d'un diagramme.</w:t>
-      </w:r>
-      <w:r>
-        <w:rPr>
-          <w:rStyle w:val="eop"/>
-          <w:rFonts w:cs="Arial"/>
-          <w:strike/>
-          <w:color w:val="000000"/>
-          <w:shd w:val="clear" w:color="auto" w:fill="FFFFFF"/>
-        </w:rPr>
-        <w:t> </w:t>
-      </w:r>
-    </w:p>
-    <w:p>
-      <w:pPr>
-        <w:rPr>
-          <w:szCs w:val="14"/>
-        </w:rPr>
-      </w:pPr>
-    </w:p>
-    <w:p>
-      <w:pPr>
-        <w:rPr>
-          <w:b/>
-          <w:bCs/>
-          <w:i/>
-          <w:iCs/>
-          <w:color w:val="FF0000"/>
-          <w:szCs w:val="14"/>
-        </w:rPr>
-      </w:pPr>
-      <w:r>
-        <w:rPr>
-          <w:b/>
-          <w:bCs/>
-          <w:i/>
-          <w:iCs/>
-          <w:color w:val="FF0000"/>
-          <w:szCs w:val="14"/>
-        </w:rPr>
-        <w:t>Ce chapitre récapitule les dates clés (début du projet, fin, jours fériés)</w:t>
-      </w:r>
-    </w:p>
-    <w:p>
-      <w:pPr>
-        <w:rPr>
-          <w:b/>
-          <w:bCs/>
-          <w:i/>
-          <w:iCs/>
-          <w:color w:val="FF0000"/>
-          <w:szCs w:val="14"/>
-        </w:rPr>
-      </w:pPr>
-      <w:r>
-        <w:rPr>
-          <w:b/>
-          <w:bCs/>
-          <w:i/>
-          <w:iCs/>
-          <w:color w:val="FF0000"/>
-          <w:szCs w:val="14"/>
-        </w:rPr>
-        <w:t>Il donne les heures de travail d’une semaine normale.</w:t>
-      </w:r>
-    </w:p>
-    <w:p>
-      <w:pPr>
-        <w:rPr>
-          <w:b/>
-          <w:bCs/>
-          <w:i/>
-          <w:iCs/>
-          <w:color w:val="FF0000"/>
-          <w:szCs w:val="14"/>
-        </w:rPr>
-      </w:pPr>
-      <w:r>
-        <w:rPr>
-          <w:b/>
-          <w:bCs/>
-          <w:i/>
-          <w:iCs/>
-          <w:color w:val="FF0000"/>
-          <w:szCs w:val="14"/>
-        </w:rPr>
-        <w:t>Cela permet de vérifier que le temps à disposition est correct</w:t>
-      </w:r>
-    </w:p>
-    <w:p>
-      <w:pPr>
-        <w:rPr>
-          <w:b/>
-          <w:bCs/>
-          <w:i/>
-          <w:iCs/>
-          <w:color w:val="FF0000"/>
-          <w:szCs w:val="14"/>
-        </w:rPr>
-      </w:pPr>
-    </w:p>
-    <w:p>
-      <w:pPr>
-        <w:rPr>
-          <w:b/>
-          <w:bCs/>
-          <w:i/>
-          <w:iCs/>
-          <w:color w:val="FF0000"/>
-          <w:szCs w:val="14"/>
-        </w:rPr>
-      </w:pPr>
-      <w:r>
-        <w:rPr>
-          <w:b/>
-          <w:bCs/>
-          <w:i/>
-          <w:iCs/>
-          <w:color w:val="FF0000"/>
-          <w:szCs w:val="14"/>
-        </w:rPr>
-        <w:t>Il présente ensuite la découpe en sprints. Pour chacun, on a :</w:t>
-      </w:r>
-    </w:p>
-    <w:p>
-      <w:pPr>
-        <w:pStyle w:val="Paragraphedeliste"/>
-        <w:numPr>
-          <w:ilvl w:val="0"/>
-          <w:numId w:val="14"/>
-        </w:numPr>
-        <w:rPr>
-          <w:b/>
-          <w:bCs/>
-          <w:i/>
-          <w:iCs/>
-          <w:color w:val="FF0000"/>
-          <w:szCs w:val="14"/>
-        </w:rPr>
-      </w:pPr>
-      <w:r>
-        <w:rPr>
-          <w:b/>
-          <w:bCs/>
-          <w:i/>
-          <w:iCs/>
-          <w:color w:val="FF0000"/>
-          <w:szCs w:val="14"/>
-        </w:rPr>
-        <w:t>Un but</w:t>
-      </w:r>
-    </w:p>
-    <w:p>
-      <w:pPr>
-        <w:pStyle w:val="Paragraphedeliste"/>
-        <w:numPr>
-          <w:ilvl w:val="0"/>
-          <w:numId w:val="14"/>
-        </w:numPr>
-        <w:rPr>
-          <w:b/>
-          <w:bCs/>
-          <w:i/>
-          <w:iCs/>
-          <w:color w:val="FF0000"/>
-          <w:szCs w:val="14"/>
-        </w:rPr>
-      </w:pPr>
-      <w:r>
-        <w:rPr>
-          <w:b/>
-          <w:bCs/>
-          <w:i/>
-          <w:iCs/>
-          <w:color w:val="FF0000"/>
-          <w:szCs w:val="14"/>
-        </w:rPr>
-        <w:t xml:space="preserve">La date/heure de la sprint </w:t>
+          <w:iCs/>
+          <w:szCs w:val="14"/>
+        </w:rPr>
+      </w:pPr>
+      <w:r>
+        <w:rPr>
+          <w:iCs/>
+          <w:szCs w:val="14"/>
+        </w:rPr>
+        <w:t xml:space="preserve">Méthodologie utilisé : Pour ce projet j’utilise une méthode de gestion de projet Agile. La méthode </w:t>
       </w:r>
       <w:proofErr w:type="spellStart"/>
       <w:r>
         <w:rPr>
-          <w:b/>
-          <w:bCs/>
-          <w:i/>
-          <w:iCs/>
-          <w:color w:val="FF0000"/>
-          <w:szCs w:val="14"/>
-        </w:rPr>
-        <w:t>review</w:t>
+          <w:iCs/>
+          <w:szCs w:val="14"/>
+        </w:rPr>
+        <w:t>scrum</w:t>
       </w:r>
       <w:proofErr w:type="spellEnd"/>
     </w:p>
     <w:p>
       <w:pPr>
-        <w:pStyle w:val="Paragraphedeliste"/>
-        <w:numPr>
-          <w:ilvl w:val="0"/>
-          <w:numId w:val="14"/>
-        </w:numPr>
-        <w:rPr>
-          <w:b/>
-          <w:bCs/>
-          <w:i/>
-          <w:iCs/>
-          <w:color w:val="FF0000"/>
-          <w:szCs w:val="14"/>
-        </w:rPr>
-      </w:pPr>
-      <w:r>
-        <w:rPr>
-          <w:b/>
-          <w:bCs/>
-          <w:i/>
-          <w:iCs/>
-          <w:color w:val="FF0000"/>
-          <w:szCs w:val="14"/>
-        </w:rPr>
-        <w:t>Le nombre d’heure de travail</w:t>
-      </w:r>
-    </w:p>
-    <w:p>
-      <w:pPr>
-        <w:rPr>
-          <w:b/>
-          <w:bCs/>
-          <w:i/>
-          <w:iCs/>
-          <w:color w:val="FF0000"/>
-          <w:szCs w:val="14"/>
-        </w:rPr>
-      </w:pPr>
-    </w:p>
-    <w:p>
-      <w:pPr>
-        <w:rPr>
-          <w:b/>
-          <w:bCs/>
-          <w:i/>
-          <w:iCs/>
-          <w:color w:val="FF0000"/>
-          <w:szCs w:val="14"/>
-        </w:rPr>
-      </w:pPr>
-      <w:r>
-        <w:rPr>
-          <w:b/>
-          <w:bCs/>
-          <w:i/>
-          <w:iCs/>
-          <w:color w:val="FF0000"/>
-          <w:szCs w:val="14"/>
-        </w:rPr>
-        <w:t>Cette planification est établie rapidement en tout début de projet et ne peut en aucun cas être modifiée après sa publication</w:t>
-      </w:r>
-    </w:p>
-    <w:p>
-      <w:pPr>
-        <w:rPr>
-          <w:szCs w:val="14"/>
-        </w:rPr>
-      </w:pPr>
-    </w:p>
-    <w:p>
-      <w:pPr>
-        <w:rPr>
-          <w:i/>
-          <w:iCs/>
-          <w:szCs w:val="14"/>
-        </w:rPr>
-      </w:pPr>
-      <w:r>
-        <w:rPr>
-          <w:i/>
-          <w:iCs/>
-          <w:szCs w:val="14"/>
-        </w:rPr>
-        <w:t>Ces éléments peuvent être repris des</w:t>
-      </w:r>
-      <w:r>
-        <w:rPr>
-          <w:i/>
-          <w:iCs/>
-          <w:szCs w:val="14"/>
-        </w:rPr>
-        <w:t xml:space="preserve"> </w:t>
-      </w:r>
-      <w:r>
-        <w:rPr>
-          <w:i/>
-          <w:iCs/>
-          <w:szCs w:val="14"/>
-        </w:rPr>
-        <w:t>spécifications</w:t>
-      </w:r>
-      <w:r>
-        <w:rPr>
-          <w:i/>
-          <w:iCs/>
-          <w:szCs w:val="14"/>
-        </w:rPr>
-        <w:t xml:space="preserve"> </w:t>
-      </w:r>
-      <w:r>
-        <w:rPr>
-          <w:i/>
-          <w:iCs/>
-          <w:szCs w:val="14"/>
-        </w:rPr>
-        <w:t>de départ.</w:t>
-      </w:r>
+        <w:rPr>
+          <w:i/>
+          <w:iCs/>
+          <w:szCs w:val="14"/>
+        </w:rPr>
+      </w:pPr>
     </w:p>
     <w:tbl>
       <w:tblPr>
@@ -3734,7 +3439,6 @@
           <w:iCs/>
           <w:szCs w:val="14"/>
         </w:rPr>
-        <w:lastRenderedPageBreak/>
         <w:t>Heure de travail sur le projet :</w:t>
       </w:r>
     </w:p>
@@ -4094,6 +3798,7 @@
         <w:rPr>
           <w:szCs w:val="14"/>
         </w:rPr>
+        <w:lastRenderedPageBreak/>
         <w:t xml:space="preserve">Mes buts : Finir la planification, prendre en main </w:t>
       </w:r>
       <w:proofErr w:type="spellStart"/>
@@ -4163,7 +3868,13 @@
         <w:rPr>
           <w:szCs w:val="14"/>
         </w:rPr>
-        <w:t xml:space="preserve"> du sprint numéro 1 : 14H45 le 09.02.2024</w:t>
+        <w:t xml:space="preserve"> du sprint numéro 1 : 14H30 à 15H00</w:t>
+      </w:r>
+      <w:r>
+        <w:rPr>
+          <w:szCs w:val="14"/>
+        </w:rPr>
+        <w:t xml:space="preserve"> le 09.02.2024</w:t>
       </w:r>
     </w:p>
     <w:p>
@@ -4326,7 +4037,6 @@
         </w:rPr>
         <w:t xml:space="preserve">à </w:t>
       </w:r>
-      <w:proofErr w:type="gramStart"/>
       <w:r>
         <w:rPr>
           <w:rFonts w:ascii="Arial" w:hAnsi="Arial"/>
@@ -4334,9 +4044,8 @@
           <w:szCs w:val="14"/>
           <w:lang w:eastAsia="fr-FR"/>
         </w:rPr>
-        <w:t>comment  les</w:t>
-      </w:r>
-      <w:proofErr w:type="gramEnd"/>
+        <w:t>comment les</w:t>
+      </w:r>
       <w:r>
         <w:rPr>
           <w:rFonts w:ascii="Arial" w:hAnsi="Arial"/>
@@ -4344,10 +4053,8 @@
           <w:szCs w:val="14"/>
           <w:lang w:eastAsia="fr-FR"/>
         </w:rPr>
-        <w:t xml:space="preserve"> </w:t>
-      </w:r>
-      <w:bookmarkStart w:id="6" w:name="_GoBack"/>
-      <w:bookmarkEnd w:id="6"/>
+        <w:t xml:space="preserve"> intégrer</w:t>
+      </w:r>
       <w:r>
         <w:rPr>
           <w:rFonts w:ascii="Arial" w:hAnsi="Arial"/>
@@ -4355,8 +4062,19 @@
           <w:szCs w:val="14"/>
           <w:lang w:eastAsia="fr-FR"/>
         </w:rPr>
-        <w:t>intégrer</w:t>
-      </w:r>
+        <w:t xml:space="preserve"> ou les </w:t>
+      </w:r>
+      <w:proofErr w:type="spellStart"/>
+      <w:r>
+        <w:rPr>
+          <w:rFonts w:ascii="Arial" w:hAnsi="Arial"/>
+          <w:sz w:val="24"/>
+          <w:szCs w:val="14"/>
+          <w:lang w:eastAsia="fr-FR"/>
+        </w:rPr>
+        <w:t>réparers</w:t>
+      </w:r>
+      <w:proofErr w:type="spellEnd"/>
     </w:p>
     <w:p>
       <w:pPr>
@@ -4384,45 +4102,29 @@
         <w:ind w:left="360"/>
         <w:rPr>
           <w:rFonts w:ascii="Arial" w:hAnsi="Arial"/>
-          <w:i/>
-          <w:iCs/>
-          <w:sz w:val="24"/>
-          <w:szCs w:val="24"/>
+          <w:sz w:val="24"/>
+          <w:szCs w:val="14"/>
           <w:lang w:eastAsia="fr-FR"/>
         </w:rPr>
       </w:pPr>
       <w:r>
         <w:rPr>
           <w:rFonts w:ascii="Arial" w:hAnsi="Arial"/>
-          <w:i/>
-          <w:iCs/>
-          <w:sz w:val="24"/>
-          <w:szCs w:val="24"/>
+          <w:b/>
+          <w:sz w:val="24"/>
+          <w:szCs w:val="14"/>
           <w:lang w:eastAsia="fr-FR"/>
         </w:rPr>
-        <w:t>Le concept</w:t>
+        <w:t>User story (Affichage des horaires)</w:t>
       </w:r>
       <w:r>
         <w:rPr>
           <w:rFonts w:ascii="Arial" w:hAnsi="Arial"/>
-          <w:i/>
-          <w:iCs/>
-          <w:sz w:val="24"/>
-          <w:szCs w:val="24"/>
+          <w:sz w:val="24"/>
+          <w:szCs w:val="14"/>
           <w:lang w:eastAsia="fr-FR"/>
         </w:rPr>
-        <w:t xml:space="preserve"> complet avec toutes ses </w:t>
-      </w:r>
-      <w:r>
-        <w:rPr>
-          <w:rFonts w:ascii="Arial" w:hAnsi="Arial"/>
-          <w:i/>
-          <w:iCs/>
-          <w:sz w:val="24"/>
-          <w:szCs w:val="24"/>
-          <w:lang w:eastAsia="fr-FR"/>
-        </w:rPr>
-        <w:t>annexes :</w:t>
+        <w:t xml:space="preserve"> : </w:t>
       </w:r>
     </w:p>
     <w:p>
@@ -4435,8 +4137,6 @@
         <w:ind w:left="360"/>
         <w:rPr>
           <w:rFonts w:ascii="Arial" w:hAnsi="Arial"/>
-          <w:i/>
-          <w:iCs/>
           <w:sz w:val="24"/>
           <w:szCs w:val="14"/>
           <w:lang w:eastAsia="fr-FR"/>
@@ -4453,9 +4153,6 @@
         <w:ind w:left="360"/>
         <w:rPr>
           <w:rFonts w:ascii="Arial" w:hAnsi="Arial"/>
-          <w:i/>
-          <w:iCs/>
-          <w:color w:val="FF0000"/>
           <w:sz w:val="24"/>
           <w:szCs w:val="14"/>
           <w:lang w:eastAsia="fr-FR"/>
@@ -4464,174 +4161,11 @@
       <w:r>
         <w:rPr>
           <w:rFonts w:ascii="Arial" w:hAnsi="Arial"/>
-          <w:i/>
-          <w:iCs/>
-          <w:color w:val="FF0000"/>
           <w:sz w:val="24"/>
           <w:szCs w:val="14"/>
           <w:lang w:eastAsia="fr-FR"/>
         </w:rPr>
-        <w:t>Au minimum :</w:t>
-      </w:r>
-    </w:p>
-    <w:p>
-      <w:pPr>
-        <w:pStyle w:val="Retraitnormal1"/>
-        <w:numPr>
-          <w:ilvl w:val="0"/>
-          <w:numId w:val="15"/>
-        </w:numPr>
-        <w:rPr>
-          <w:rFonts w:ascii="Arial" w:hAnsi="Arial"/>
-          <w:i/>
-          <w:iCs/>
-          <w:color w:val="FF0000"/>
-          <w:sz w:val="24"/>
-          <w:szCs w:val="14"/>
-          <w:lang w:eastAsia="fr-FR"/>
-        </w:rPr>
-      </w:pPr>
-      <w:r>
-        <w:rPr>
-          <w:rFonts w:ascii="Arial" w:hAnsi="Arial"/>
-          <w:i/>
-          <w:iCs/>
-          <w:color w:val="FF0000"/>
-          <w:sz w:val="24"/>
-          <w:szCs w:val="14"/>
-          <w:lang w:eastAsia="fr-FR"/>
-        </w:rPr>
-        <w:t>Un ou plusieurs schémas de contexte montrant le système dans son environnement d’utilisation, ainsi que ses utilisateurs. Ce type schéma doit être accompagné d’explications textuelles</w:t>
-      </w:r>
-    </w:p>
-    <w:p>
-      <w:pPr>
-        <w:pStyle w:val="Retraitnormal1"/>
-        <w:numPr>
-          <w:ilvl w:val="0"/>
-          <w:numId w:val="15"/>
-        </w:numPr>
-        <w:rPr>
-          <w:rFonts w:ascii="Arial" w:hAnsi="Arial"/>
-          <w:i/>
-          <w:iCs/>
-          <w:color w:val="FF0000"/>
-          <w:sz w:val="24"/>
-          <w:szCs w:val="14"/>
-          <w:lang w:eastAsia="fr-FR"/>
-        </w:rPr>
-      </w:pPr>
-      <w:r>
-        <w:rPr>
-          <w:rFonts w:ascii="Arial" w:hAnsi="Arial"/>
-          <w:i/>
-          <w:iCs/>
-          <w:color w:val="FF0000"/>
-          <w:sz w:val="24"/>
-          <w:szCs w:val="14"/>
-          <w:lang w:eastAsia="fr-FR"/>
-        </w:rPr>
-        <w:t xml:space="preserve">Un ou plusieurs schémas d’architecture montrant la structure </w:t>
-      </w:r>
-      <w:r>
-        <w:rPr>
-          <w:rFonts w:ascii="Arial" w:hAnsi="Arial"/>
-          <w:i/>
-          <w:iCs/>
-          <w:color w:val="FF0000"/>
-          <w:sz w:val="24"/>
-          <w:szCs w:val="14"/>
-          <w:lang w:eastAsia="fr-FR"/>
-        </w:rPr>
-        <w:t xml:space="preserve">interne </w:t>
-      </w:r>
-      <w:r>
-        <w:rPr>
-          <w:rFonts w:ascii="Arial" w:hAnsi="Arial"/>
-          <w:i/>
-          <w:iCs/>
-          <w:color w:val="FF0000"/>
-          <w:sz w:val="24"/>
-          <w:szCs w:val="14"/>
-          <w:lang w:eastAsia="fr-FR"/>
-        </w:rPr>
-        <w:t>du système. Ce type schéma doit être accompagné d’explications textuelles</w:t>
-      </w:r>
-    </w:p>
-    <w:p>
-      <w:pPr>
-        <w:pStyle w:val="Retraitnormal1"/>
-        <w:numPr>
-          <w:ilvl w:val="0"/>
-          <w:numId w:val="15"/>
-        </w:numPr>
-        <w:rPr>
-          <w:rFonts w:ascii="Arial" w:hAnsi="Arial"/>
-          <w:i/>
-          <w:iCs/>
-          <w:color w:val="FF0000"/>
-          <w:sz w:val="24"/>
-          <w:szCs w:val="14"/>
-          <w:lang w:eastAsia="fr-FR"/>
-        </w:rPr>
-      </w:pPr>
-      <w:r>
-        <w:rPr>
-          <w:rFonts w:ascii="Arial" w:hAnsi="Arial"/>
-          <w:i/>
-          <w:iCs/>
-          <w:color w:val="FF0000"/>
-          <w:sz w:val="24"/>
-          <w:szCs w:val="14"/>
-          <w:lang w:eastAsia="fr-FR"/>
-        </w:rPr>
-        <w:t>Un modèle conceptuel des données</w:t>
-      </w:r>
-      <w:r>
-        <w:rPr>
-          <w:rFonts w:ascii="Arial" w:hAnsi="Arial"/>
-          <w:i/>
-          <w:iCs/>
-          <w:color w:val="FF0000"/>
-          <w:sz w:val="24"/>
-          <w:szCs w:val="14"/>
-          <w:lang w:eastAsia="fr-FR"/>
-        </w:rPr>
-        <w:t xml:space="preserve">, accompagné d’une explication pour chaque entité/attribut possédant une </w:t>
-      </w:r>
-      <w:commentRangeStart w:id="7"/>
-      <w:r>
-        <w:rPr>
-          <w:rFonts w:ascii="Arial" w:hAnsi="Arial"/>
-          <w:i/>
-          <w:iCs/>
-          <w:color w:val="FF0000"/>
-          <w:sz w:val="24"/>
-          <w:szCs w:val="14"/>
-          <w:lang w:eastAsia="fr-FR"/>
-        </w:rPr>
-        <w:t>particularité</w:t>
-      </w:r>
-      <w:commentRangeEnd w:id="7"/>
-      <w:r>
-        <w:rPr>
-          <w:rStyle w:val="Marquedecommentaire"/>
-          <w:rFonts w:ascii="Arial" w:hAnsi="Arial"/>
-          <w:lang w:eastAsia="fr-FR"/>
-        </w:rPr>
-        <w:commentReference w:id="7"/>
-      </w:r>
-      <w:r>
-        <w:rPr>
-          <w:rFonts w:ascii="Arial" w:hAnsi="Arial"/>
-          <w:i/>
-          <w:iCs/>
-          <w:color w:val="FF0000"/>
-          <w:sz w:val="24"/>
-          <w:szCs w:val="14"/>
-          <w:lang w:eastAsia="fr-FR"/>
-        </w:rPr>
-        <w:t>.</w:t>
+        <w:t>Problème lié à l’affichage des horaires sur l’image ci-dessous : on peut voir que l’horaire finit à 16h00 alors qu'il se termine normalement à 16h30. Un problème a été détecté et doit être réglé.</w:t>
       </w:r>
     </w:p>
     <w:p>
@@ -4644,9 +4178,6 @@
         <w:ind w:left="360"/>
         <w:rPr>
           <w:rFonts w:ascii="Arial" w:hAnsi="Arial"/>
-          <w:i/>
-          <w:iCs/>
-          <w:color w:val="FF0000"/>
           <w:sz w:val="24"/>
           <w:szCs w:val="14"/>
           <w:lang w:eastAsia="fr-FR"/>
@@ -4661,6 +4192,869 @@
           <w:numId w:val="0"/>
         </w:numPr>
         <w:ind w:left="360"/>
+        <w:jc w:val="center"/>
+        <w:rPr>
+          <w:rFonts w:ascii="Arial" w:hAnsi="Arial"/>
+          <w:sz w:val="24"/>
+          <w:szCs w:val="14"/>
+          <w:lang w:eastAsia="fr-FR"/>
+        </w:rPr>
+      </w:pPr>
+      <w:r>
+        <w:rPr>
+          <w:noProof/>
+          <w:lang w:val="fr-CH"/>
+        </w:rPr>
+        <w:drawing>
+          <wp:inline distT="0" distB="0" distL="0" distR="0" wp14:anchorId="00F70CAA" wp14:editId="6097E1C5">
+            <wp:extent cx="1762125" cy="3056647"/>
+            <wp:effectExtent l="0" t="0" r="0" b="0"/>
+            <wp:docPr id="3" name="Image 3"/>
+            <wp:cNvGraphicFramePr>
+              <a:graphicFrameLocks xmlns:a="http://schemas.openxmlformats.org/drawingml/2006/main" noChangeAspect="1"/>
+            </wp:cNvGraphicFramePr>
+            <a:graphic xmlns:a="http://schemas.openxmlformats.org/drawingml/2006/main">
+              <a:graphicData uri="http://schemas.openxmlformats.org/drawingml/2006/picture">
+                <pic:pic xmlns:pic="http://schemas.openxmlformats.org/drawingml/2006/picture">
+                  <pic:nvPicPr>
+                    <pic:cNvPr id="1" name=""/>
+                    <pic:cNvPicPr/>
+                  </pic:nvPicPr>
+                  <pic:blipFill>
+                    <a:blip r:embed="rId11"/>
+                    <a:stretch>
+                      <a:fillRect/>
+                    </a:stretch>
+                  </pic:blipFill>
+                  <pic:spPr>
+                    <a:xfrm>
+                      <a:off x="0" y="0"/>
+                      <a:ext cx="1765619" cy="3062708"/>
+                    </a:xfrm>
+                    <a:prstGeom prst="rect">
+                      <a:avLst/>
+                    </a:prstGeom>
+                  </pic:spPr>
+                </pic:pic>
+              </a:graphicData>
+            </a:graphic>
+          </wp:inline>
+        </w:drawing>
+      </w:r>
+    </w:p>
+    <w:p>
+      <w:pPr>
+        <w:pStyle w:val="Retraitnormal1"/>
+        <w:numPr>
+          <w:ilvl w:val="0"/>
+          <w:numId w:val="0"/>
+        </w:numPr>
+        <w:ind w:left="360"/>
+        <w:jc w:val="center"/>
+        <w:rPr>
+          <w:rFonts w:ascii="Arial" w:hAnsi="Arial"/>
+          <w:sz w:val="24"/>
+          <w:szCs w:val="14"/>
+          <w:lang w:eastAsia="fr-FR"/>
+        </w:rPr>
+      </w:pPr>
+    </w:p>
+    <w:p>
+      <w:pPr>
+        <w:pStyle w:val="Retraitnormal1"/>
+        <w:numPr>
+          <w:ilvl w:val="0"/>
+          <w:numId w:val="0"/>
+        </w:numPr>
+        <w:ind w:left="360"/>
+        <w:rPr>
+          <w:rFonts w:ascii="Arial" w:hAnsi="Arial"/>
+          <w:sz w:val="24"/>
+          <w:szCs w:val="14"/>
+          <w:lang w:eastAsia="fr-FR"/>
+        </w:rPr>
+      </w:pPr>
+      <w:r>
+        <w:rPr>
+          <w:rFonts w:ascii="Arial" w:hAnsi="Arial"/>
+          <w:sz w:val="24"/>
+          <w:szCs w:val="14"/>
+          <w:lang w:eastAsia="fr-FR"/>
+        </w:rPr>
+        <w:t>Le problème est inconnu, mais je pense premièrement que cela doit être lié à un problème avec la taille du composant. La première étape sera de trouver où se trouve le composant et de voir si le problème est lié à sa taille. Une autre possibilité est que l’API ne retourne pas correctement les données inscrites. Pour ce faire, j’aurai besoin de trouver le composant et d’inscrire l’horaire sur les composants comme sur l’image ci-dessus. Comme on peut le voir, le problème n'est pas lié à l’API, mais à son affichage.</w:t>
+      </w:r>
+    </w:p>
+    <w:p>
+      <w:pPr>
+        <w:pStyle w:val="Retraitnormal1"/>
+        <w:numPr>
+          <w:ilvl w:val="0"/>
+          <w:numId w:val="0"/>
+        </w:numPr>
+        <w:ind w:left="360"/>
+        <w:rPr>
+          <w:rFonts w:ascii="Arial" w:hAnsi="Arial"/>
+          <w:sz w:val="24"/>
+          <w:szCs w:val="14"/>
+          <w:lang w:eastAsia="fr-FR"/>
+        </w:rPr>
+      </w:pPr>
+    </w:p>
+    <w:p>
+      <w:pPr>
+        <w:pStyle w:val="Retraitnormal1"/>
+        <w:numPr>
+          <w:ilvl w:val="0"/>
+          <w:numId w:val="0"/>
+        </w:numPr>
+        <w:ind w:left="360"/>
+        <w:rPr>
+          <w:rFonts w:ascii="Arial" w:hAnsi="Arial"/>
+          <w:sz w:val="24"/>
+          <w:szCs w:val="14"/>
+          <w:lang w:eastAsia="fr-FR"/>
+        </w:rPr>
+      </w:pPr>
+      <w:r>
+        <w:rPr>
+          <w:rFonts w:ascii="Arial" w:hAnsi="Arial"/>
+          <w:b/>
+          <w:sz w:val="24"/>
+          <w:szCs w:val="14"/>
+          <w:lang w:eastAsia="fr-FR"/>
+        </w:rPr>
+        <w:lastRenderedPageBreak/>
+        <w:t>User story (</w:t>
+      </w:r>
+      <w:r>
+        <w:rPr>
+          <w:rFonts w:ascii="Arial" w:hAnsi="Arial"/>
+          <w:b/>
+          <w:sz w:val="24"/>
+          <w:szCs w:val="14"/>
+          <w:lang w:eastAsia="fr-FR"/>
+        </w:rPr>
+        <w:t xml:space="preserve">Mettre en évidence les </w:t>
+      </w:r>
+      <w:proofErr w:type="spellStart"/>
+      <w:r>
+        <w:rPr>
+          <w:rFonts w:ascii="Arial" w:hAnsi="Arial"/>
+          <w:b/>
+          <w:sz w:val="24"/>
+          <w:szCs w:val="14"/>
+          <w:lang w:eastAsia="fr-FR"/>
+        </w:rPr>
+        <w:t>runs</w:t>
+      </w:r>
+      <w:proofErr w:type="spellEnd"/>
+      <w:r>
+        <w:rPr>
+          <w:rFonts w:ascii="Arial" w:hAnsi="Arial"/>
+          <w:b/>
+          <w:sz w:val="24"/>
+          <w:szCs w:val="14"/>
+          <w:lang w:eastAsia="fr-FR"/>
+        </w:rPr>
+        <w:t xml:space="preserve"> qui sont en manque de chauffeurs</w:t>
+      </w:r>
+      <w:r>
+        <w:rPr>
+          <w:rFonts w:ascii="Arial" w:hAnsi="Arial"/>
+          <w:b/>
+          <w:sz w:val="24"/>
+          <w:szCs w:val="14"/>
+          <w:lang w:eastAsia="fr-FR"/>
+        </w:rPr>
+        <w:t>)</w:t>
+      </w:r>
+      <w:r>
+        <w:rPr>
+          <w:rFonts w:ascii="Arial" w:hAnsi="Arial"/>
+          <w:sz w:val="24"/>
+          <w:szCs w:val="14"/>
+          <w:lang w:eastAsia="fr-FR"/>
+        </w:rPr>
+        <w:t xml:space="preserve"> : </w:t>
+      </w:r>
+    </w:p>
+    <w:p>
+      <w:pPr>
+        <w:pStyle w:val="Retraitnormal1"/>
+        <w:numPr>
+          <w:ilvl w:val="0"/>
+          <w:numId w:val="0"/>
+        </w:numPr>
+        <w:ind w:left="360"/>
+        <w:rPr>
+          <w:rFonts w:ascii="Arial" w:hAnsi="Arial"/>
+          <w:sz w:val="24"/>
+          <w:szCs w:val="14"/>
+          <w:lang w:eastAsia="fr-FR"/>
+        </w:rPr>
+      </w:pPr>
+    </w:p>
+    <w:p>
+      <w:pPr>
+        <w:pStyle w:val="Retraitnormal1"/>
+        <w:numPr>
+          <w:ilvl w:val="0"/>
+          <w:numId w:val="0"/>
+        </w:numPr>
+        <w:ind w:left="360"/>
+        <w:rPr>
+          <w:rFonts w:ascii="Arial" w:hAnsi="Arial"/>
+          <w:sz w:val="24"/>
+          <w:szCs w:val="14"/>
+          <w:lang w:eastAsia="fr-FR"/>
+        </w:rPr>
+      </w:pPr>
+      <w:r>
+        <w:rPr>
+          <w:rFonts w:ascii="Arial" w:hAnsi="Arial"/>
+          <w:sz w:val="24"/>
+          <w:szCs w:val="14"/>
+          <w:lang w:eastAsia="fr-FR"/>
+        </w:rPr>
+        <w:t>Tâches liées à l’affichage et à la mise en évidence d'un composant. En français, on peut dire que je dois changer la couleur d'un carré sur l'application lorsqu'il manque un chauffeur. Pour ce faire, je devrai probablement seulement trouver le composant, identifier la condition et modifier la couleur en fonction de la condition.</w:t>
+      </w:r>
+    </w:p>
+    <w:p>
+      <w:pPr>
+        <w:pStyle w:val="Retraitnormal1"/>
+        <w:numPr>
+          <w:ilvl w:val="0"/>
+          <w:numId w:val="0"/>
+        </w:numPr>
+        <w:ind w:left="360"/>
+        <w:rPr>
+          <w:rFonts w:ascii="Arial" w:hAnsi="Arial"/>
+          <w:sz w:val="24"/>
+          <w:szCs w:val="14"/>
+          <w:lang w:eastAsia="fr-FR"/>
+        </w:rPr>
+      </w:pPr>
+    </w:p>
+    <w:p>
+      <w:pPr>
+        <w:pStyle w:val="Retraitnormal1"/>
+        <w:numPr>
+          <w:ilvl w:val="0"/>
+          <w:numId w:val="0"/>
+        </w:numPr>
+        <w:ind w:left="360"/>
+        <w:rPr>
+          <w:rFonts w:ascii="Arial" w:hAnsi="Arial"/>
+          <w:sz w:val="24"/>
+          <w:szCs w:val="14"/>
+          <w:lang w:eastAsia="fr-FR"/>
+        </w:rPr>
+      </w:pPr>
+      <w:r>
+        <w:rPr>
+          <w:rFonts w:ascii="Arial" w:hAnsi="Arial"/>
+          <w:b/>
+          <w:sz w:val="24"/>
+          <w:szCs w:val="14"/>
+          <w:lang w:eastAsia="fr-FR"/>
+        </w:rPr>
+        <w:t>User story (</w:t>
+      </w:r>
+      <w:r>
+        <w:rPr>
+          <w:rFonts w:ascii="Arial" w:hAnsi="Arial"/>
+          <w:b/>
+          <w:sz w:val="24"/>
+          <w:szCs w:val="14"/>
+          <w:lang w:eastAsia="fr-FR"/>
+        </w:rPr>
+        <w:t xml:space="preserve">Rafraichissement de la page lorsque </w:t>
+      </w:r>
+      <w:proofErr w:type="spellStart"/>
+      <w:r>
+        <w:rPr>
+          <w:rFonts w:ascii="Arial" w:hAnsi="Arial"/>
+          <w:b/>
+          <w:sz w:val="24"/>
+          <w:szCs w:val="14"/>
+          <w:lang w:eastAsia="fr-FR"/>
+        </w:rPr>
+        <w:t>l’app</w:t>
+      </w:r>
+      <w:proofErr w:type="spellEnd"/>
+      <w:r>
+        <w:rPr>
+          <w:rFonts w:ascii="Arial" w:hAnsi="Arial"/>
+          <w:b/>
+          <w:sz w:val="24"/>
+          <w:szCs w:val="14"/>
+          <w:lang w:eastAsia="fr-FR"/>
+        </w:rPr>
+        <w:t xml:space="preserve"> a le focus</w:t>
+      </w:r>
+      <w:r>
+        <w:rPr>
+          <w:rFonts w:ascii="Arial" w:hAnsi="Arial"/>
+          <w:b/>
+          <w:sz w:val="24"/>
+          <w:szCs w:val="14"/>
+          <w:lang w:eastAsia="fr-FR"/>
+        </w:rPr>
+        <w:t>)</w:t>
+      </w:r>
+      <w:r>
+        <w:rPr>
+          <w:rFonts w:ascii="Arial" w:hAnsi="Arial"/>
+          <w:sz w:val="24"/>
+          <w:szCs w:val="14"/>
+          <w:lang w:eastAsia="fr-FR"/>
+        </w:rPr>
+        <w:t> :</w:t>
+      </w:r>
+    </w:p>
+    <w:p>
+      <w:pPr>
+        <w:pStyle w:val="Retraitnormal1"/>
+        <w:numPr>
+          <w:ilvl w:val="0"/>
+          <w:numId w:val="0"/>
+        </w:numPr>
+        <w:ind w:left="360"/>
+        <w:rPr>
+          <w:rFonts w:ascii="Arial" w:hAnsi="Arial"/>
+          <w:sz w:val="24"/>
+          <w:szCs w:val="14"/>
+          <w:lang w:eastAsia="fr-FR"/>
+        </w:rPr>
+      </w:pPr>
+    </w:p>
+    <w:p>
+      <w:pPr>
+        <w:pStyle w:val="Retraitnormal1"/>
+        <w:numPr>
+          <w:ilvl w:val="0"/>
+          <w:numId w:val="0"/>
+        </w:numPr>
+        <w:ind w:left="360"/>
+        <w:rPr>
+          <w:rFonts w:ascii="Arial" w:hAnsi="Arial"/>
+          <w:sz w:val="24"/>
+          <w:szCs w:val="14"/>
+          <w:lang w:eastAsia="fr-FR"/>
+        </w:rPr>
+      </w:pPr>
+      <w:r>
+        <w:rPr>
+          <w:rFonts w:ascii="Arial" w:hAnsi="Arial"/>
+          <w:sz w:val="24"/>
+          <w:szCs w:val="14"/>
+          <w:lang w:eastAsia="fr-FR"/>
+        </w:rPr>
+        <w:t xml:space="preserve">Problèmes liés à l’utilisation de l’application. Les utilisateurs utilisent trop le rafraîchissement manuel. On doit mettre cette option automatiquement. Pour ce faire, je devrai sûrement trouver l’événement ou un </w:t>
+      </w:r>
+      <w:r>
+        <w:rPr>
+          <w:rFonts w:ascii="Arial" w:hAnsi="Arial"/>
+          <w:sz w:val="24"/>
+          <w:szCs w:val="14"/>
+          <w:lang w:eastAsia="fr-FR"/>
+        </w:rPr>
+        <w:t>state</w:t>
+      </w:r>
+      <w:r>
+        <w:rPr>
+          <w:rFonts w:ascii="Arial" w:hAnsi="Arial"/>
+          <w:sz w:val="24"/>
+          <w:szCs w:val="14"/>
+          <w:lang w:eastAsia="fr-FR"/>
+        </w:rPr>
+        <w:t xml:space="preserve"> qui devra effectuer la tâche de rafraîchir la page. Cette tâche devra sûrement se faire sur la page </w:t>
+      </w:r>
+      <w:proofErr w:type="spellStart"/>
+      <w:r>
+        <w:rPr>
+          <w:rFonts w:ascii="Arial" w:hAnsi="Arial"/>
+          <w:sz w:val="24"/>
+          <w:szCs w:val="14"/>
+          <w:lang w:eastAsia="fr-FR"/>
+        </w:rPr>
+        <w:t>app.tsx</w:t>
+      </w:r>
+      <w:proofErr w:type="spellEnd"/>
+      <w:r>
+        <w:rPr>
+          <w:rFonts w:ascii="Arial" w:hAnsi="Arial"/>
+          <w:sz w:val="24"/>
+          <w:szCs w:val="14"/>
+          <w:lang w:eastAsia="fr-FR"/>
+        </w:rPr>
+        <w:t xml:space="preserve"> car c’est le composant parent qui mettra à jour tous les composants enfants.</w:t>
+      </w:r>
+    </w:p>
+    <w:p>
+      <w:pPr>
+        <w:pStyle w:val="Retraitnormal1"/>
+        <w:numPr>
+          <w:ilvl w:val="0"/>
+          <w:numId w:val="0"/>
+        </w:numPr>
+        <w:ind w:left="360"/>
+        <w:rPr>
+          <w:rFonts w:ascii="Arial" w:hAnsi="Arial"/>
+          <w:sz w:val="24"/>
+          <w:szCs w:val="14"/>
+          <w:lang w:eastAsia="fr-FR"/>
+        </w:rPr>
+      </w:pPr>
+      <w:r>
+        <w:rPr>
+          <w:rFonts w:ascii="Arial" w:hAnsi="Arial"/>
+          <w:sz w:val="24"/>
+          <w:szCs w:val="14"/>
+          <w:lang w:eastAsia="fr-FR"/>
+        </w:rPr>
+        <w:t xml:space="preserve"> </w:t>
+      </w:r>
+    </w:p>
+    <w:p>
+      <w:pPr>
+        <w:pStyle w:val="Retraitnormal1"/>
+        <w:numPr>
+          <w:ilvl w:val="0"/>
+          <w:numId w:val="0"/>
+        </w:numPr>
+        <w:ind w:left="360"/>
+        <w:rPr>
+          <w:rFonts w:ascii="Arial" w:hAnsi="Arial"/>
+          <w:sz w:val="24"/>
+          <w:szCs w:val="14"/>
+          <w:lang w:eastAsia="fr-FR"/>
+        </w:rPr>
+      </w:pPr>
+      <w:r>
+        <w:rPr>
+          <w:rFonts w:ascii="Arial" w:hAnsi="Arial"/>
+          <w:b/>
+          <w:sz w:val="24"/>
+          <w:szCs w:val="14"/>
+          <w:lang w:eastAsia="fr-FR"/>
+        </w:rPr>
+        <w:t>User story (</w:t>
+      </w:r>
+      <w:r>
+        <w:rPr>
+          <w:rFonts w:ascii="Arial" w:hAnsi="Arial"/>
+          <w:b/>
+          <w:sz w:val="24"/>
+          <w:szCs w:val="14"/>
+          <w:lang w:eastAsia="fr-FR"/>
+        </w:rPr>
+        <w:t xml:space="preserve">Ajouter l’heure du prochain </w:t>
+      </w:r>
+      <w:proofErr w:type="spellStart"/>
+      <w:r>
+        <w:rPr>
+          <w:rFonts w:ascii="Arial" w:hAnsi="Arial"/>
+          <w:b/>
+          <w:sz w:val="24"/>
+          <w:szCs w:val="14"/>
+          <w:lang w:eastAsia="fr-FR"/>
+        </w:rPr>
+        <w:t>run</w:t>
+      </w:r>
+      <w:proofErr w:type="spellEnd"/>
+      <w:r>
+        <w:rPr>
+          <w:rFonts w:ascii="Arial" w:hAnsi="Arial"/>
+          <w:b/>
+          <w:sz w:val="24"/>
+          <w:szCs w:val="14"/>
+          <w:lang w:eastAsia="fr-FR"/>
+        </w:rPr>
+        <w:t xml:space="preserve"> pour chaque véhicule</w:t>
+      </w:r>
+      <w:r>
+        <w:rPr>
+          <w:rFonts w:ascii="Arial" w:hAnsi="Arial"/>
+          <w:b/>
+          <w:sz w:val="24"/>
+          <w:szCs w:val="14"/>
+          <w:lang w:eastAsia="fr-FR"/>
+        </w:rPr>
+        <w:t>)</w:t>
+      </w:r>
+      <w:r>
+        <w:rPr>
+          <w:rFonts w:ascii="Arial" w:hAnsi="Arial"/>
+          <w:sz w:val="24"/>
+          <w:szCs w:val="14"/>
+          <w:lang w:eastAsia="fr-FR"/>
+        </w:rPr>
+        <w:t> :</w:t>
+      </w:r>
+    </w:p>
+    <w:p>
+      <w:pPr>
+        <w:pStyle w:val="Retraitnormal1"/>
+        <w:numPr>
+          <w:ilvl w:val="0"/>
+          <w:numId w:val="0"/>
+        </w:numPr>
+        <w:ind w:left="360"/>
+        <w:rPr>
+          <w:rFonts w:ascii="Arial" w:hAnsi="Arial"/>
+          <w:sz w:val="24"/>
+          <w:szCs w:val="14"/>
+          <w:lang w:eastAsia="fr-FR"/>
+        </w:rPr>
+      </w:pPr>
+    </w:p>
+    <w:p>
+      <w:pPr>
+        <w:pStyle w:val="Retraitnormal1"/>
+        <w:numPr>
+          <w:ilvl w:val="0"/>
+          <w:numId w:val="0"/>
+        </w:numPr>
+        <w:ind w:left="360"/>
+        <w:rPr>
+          <w:rFonts w:ascii="Arial" w:hAnsi="Arial"/>
+          <w:sz w:val="24"/>
+          <w:szCs w:val="14"/>
+          <w:lang w:eastAsia="fr-FR"/>
+        </w:rPr>
+      </w:pPr>
+      <w:r>
+        <w:rPr>
+          <w:rFonts w:ascii="Arial" w:hAnsi="Arial"/>
+          <w:sz w:val="24"/>
+          <w:szCs w:val="14"/>
+          <w:lang w:eastAsia="fr-FR"/>
+        </w:rPr>
+        <w:t>Modifications sur la page d’affichage des véhicules : le client souhaite que je change la vue. Une barre de navigation s’ajoutera en haut de la page pour comprendre ce que chaque ligne signifie, je vais probablement juste ajouter un genre de « NAV » en haut. Je vais devoir trouver l’affichage du composant et créer une NAV et l’ajouter moi-même. Ensuite, les statuts devront être modifiés car là, on voit seulement des points bleus comme sur l'image ci-dessous, ce qui n’est pas compréhensible. Il faudra qu’ils soient changés en un état et affichés. Ensuite, afficher les courses avec la date et l’heure en dessous des courses. Pour finir, enlever les logos des images d’essence et mettre des états écrits avec, je suppose, un changement de couleur de vert à rouge. Pour cela, il va falloir trouver le composant, l'ajouter et le modifier pour répondre à la demande du client.</w:t>
+      </w:r>
+      <w:bookmarkStart w:id="6" w:name="_GoBack"/>
+      <w:bookmarkEnd w:id="6"/>
+    </w:p>
+    <w:p>
+      <w:pPr>
+        <w:pStyle w:val="Retraitnormal1"/>
+        <w:numPr>
+          <w:ilvl w:val="0"/>
+          <w:numId w:val="0"/>
+        </w:numPr>
+        <w:ind w:left="360"/>
+        <w:rPr>
+          <w:rFonts w:ascii="Arial" w:hAnsi="Arial"/>
+          <w:sz w:val="24"/>
+          <w:szCs w:val="14"/>
+          <w:lang w:eastAsia="fr-FR"/>
+        </w:rPr>
+      </w:pPr>
+    </w:p>
+    <w:p>
+      <w:pPr>
+        <w:pStyle w:val="Retraitnormal1"/>
+        <w:numPr>
+          <w:ilvl w:val="0"/>
+          <w:numId w:val="0"/>
+        </w:numPr>
+        <w:ind w:left="360"/>
+        <w:rPr>
+          <w:rFonts w:ascii="Arial" w:hAnsi="Arial"/>
+          <w:sz w:val="24"/>
+          <w:szCs w:val="14"/>
+          <w:lang w:eastAsia="fr-FR"/>
+        </w:rPr>
+      </w:pPr>
+    </w:p>
+    <w:p>
+      <w:pPr>
+        <w:pStyle w:val="Retraitnormal1"/>
+        <w:numPr>
+          <w:ilvl w:val="0"/>
+          <w:numId w:val="0"/>
+        </w:numPr>
+        <w:ind w:left="360"/>
+        <w:rPr>
+          <w:rFonts w:ascii="Arial" w:hAnsi="Arial"/>
+          <w:i/>
+          <w:iCs/>
+          <w:sz w:val="24"/>
+          <w:szCs w:val="24"/>
+          <w:lang w:eastAsia="fr-FR"/>
+        </w:rPr>
+      </w:pPr>
+      <w:r>
+        <w:rPr>
+          <w:rFonts w:ascii="Arial" w:hAnsi="Arial"/>
+          <w:i/>
+          <w:iCs/>
+          <w:sz w:val="24"/>
+          <w:szCs w:val="24"/>
+          <w:lang w:eastAsia="fr-FR"/>
+        </w:rPr>
+        <w:t>Le concept</w:t>
+      </w:r>
+      <w:r>
+        <w:rPr>
+          <w:rFonts w:ascii="Arial" w:hAnsi="Arial"/>
+          <w:i/>
+          <w:iCs/>
+          <w:sz w:val="24"/>
+          <w:szCs w:val="24"/>
+          <w:lang w:eastAsia="fr-FR"/>
+        </w:rPr>
+        <w:t xml:space="preserve"> complet avec toutes ses </w:t>
+      </w:r>
+      <w:r>
+        <w:rPr>
+          <w:rFonts w:ascii="Arial" w:hAnsi="Arial"/>
+          <w:i/>
+          <w:iCs/>
+          <w:sz w:val="24"/>
+          <w:szCs w:val="24"/>
+          <w:lang w:eastAsia="fr-FR"/>
+        </w:rPr>
+        <w:t>annexes :</w:t>
+      </w:r>
+    </w:p>
+    <w:p>
+      <w:pPr>
+        <w:pStyle w:val="Retraitnormal1"/>
+        <w:numPr>
+          <w:ilvl w:val="0"/>
+          <w:numId w:val="0"/>
+        </w:numPr>
+        <w:ind w:left="360"/>
+        <w:rPr>
+          <w:rFonts w:ascii="Arial" w:hAnsi="Arial"/>
+          <w:i/>
+          <w:iCs/>
+          <w:sz w:val="24"/>
+          <w:szCs w:val="14"/>
+          <w:lang w:eastAsia="fr-FR"/>
+        </w:rPr>
+      </w:pPr>
+    </w:p>
+    <w:p>
+      <w:pPr>
+        <w:pStyle w:val="Retraitnormal1"/>
+        <w:numPr>
+          <w:ilvl w:val="0"/>
+          <w:numId w:val="0"/>
+        </w:numPr>
+        <w:ind w:left="360"/>
+        <w:rPr>
+          <w:rFonts w:ascii="Arial" w:hAnsi="Arial"/>
+          <w:i/>
+          <w:iCs/>
+          <w:color w:val="FF0000"/>
+          <w:sz w:val="24"/>
+          <w:szCs w:val="14"/>
+          <w:lang w:eastAsia="fr-FR"/>
+        </w:rPr>
+      </w:pPr>
+      <w:r>
+        <w:rPr>
+          <w:rFonts w:ascii="Arial" w:hAnsi="Arial"/>
+          <w:i/>
+          <w:iCs/>
+          <w:color w:val="FF0000"/>
+          <w:sz w:val="24"/>
+          <w:szCs w:val="14"/>
+          <w:lang w:eastAsia="fr-FR"/>
+        </w:rPr>
+        <w:t>Au minimum :</w:t>
+      </w:r>
+    </w:p>
+    <w:p>
+      <w:pPr>
+        <w:pStyle w:val="Retraitnormal1"/>
+        <w:numPr>
+          <w:ilvl w:val="0"/>
+          <w:numId w:val="15"/>
+        </w:numPr>
+        <w:rPr>
+          <w:rFonts w:ascii="Arial" w:hAnsi="Arial"/>
+          <w:i/>
+          <w:iCs/>
+          <w:color w:val="FF0000"/>
+          <w:sz w:val="24"/>
+          <w:szCs w:val="14"/>
+          <w:lang w:eastAsia="fr-FR"/>
+        </w:rPr>
+      </w:pPr>
+      <w:r>
+        <w:rPr>
+          <w:rFonts w:ascii="Arial" w:hAnsi="Arial"/>
+          <w:i/>
+          <w:iCs/>
+          <w:color w:val="FF0000"/>
+          <w:sz w:val="24"/>
+          <w:szCs w:val="14"/>
+          <w:lang w:eastAsia="fr-FR"/>
+        </w:rPr>
+        <w:t>Un ou plusieurs schémas de contexte montrant le système dans son environnement d’utilisation, ainsi que ses utilisateurs. Ce type schéma doit être accompagné d’explications textuelles</w:t>
+      </w:r>
+    </w:p>
+    <w:p>
+      <w:pPr>
+        <w:pStyle w:val="Retraitnormal1"/>
+        <w:numPr>
+          <w:ilvl w:val="0"/>
+          <w:numId w:val="15"/>
+        </w:numPr>
+        <w:rPr>
+          <w:rFonts w:ascii="Arial" w:hAnsi="Arial"/>
+          <w:i/>
+          <w:iCs/>
+          <w:color w:val="FF0000"/>
+          <w:sz w:val="24"/>
+          <w:szCs w:val="14"/>
+          <w:lang w:eastAsia="fr-FR"/>
+        </w:rPr>
+      </w:pPr>
+      <w:r>
+        <w:rPr>
+          <w:rFonts w:ascii="Arial" w:hAnsi="Arial"/>
+          <w:i/>
+          <w:iCs/>
+          <w:color w:val="FF0000"/>
+          <w:sz w:val="24"/>
+          <w:szCs w:val="14"/>
+          <w:lang w:eastAsia="fr-FR"/>
+        </w:rPr>
+        <w:t xml:space="preserve">Un ou plusieurs schémas d’architecture montrant la structure </w:t>
+      </w:r>
+      <w:r>
+        <w:rPr>
+          <w:rFonts w:ascii="Arial" w:hAnsi="Arial"/>
+          <w:i/>
+          <w:iCs/>
+          <w:color w:val="FF0000"/>
+          <w:sz w:val="24"/>
+          <w:szCs w:val="14"/>
+          <w:lang w:eastAsia="fr-FR"/>
+        </w:rPr>
+        <w:t xml:space="preserve">interne </w:t>
+      </w:r>
+      <w:r>
+        <w:rPr>
+          <w:rFonts w:ascii="Arial" w:hAnsi="Arial"/>
+          <w:i/>
+          <w:iCs/>
+          <w:color w:val="FF0000"/>
+          <w:sz w:val="24"/>
+          <w:szCs w:val="14"/>
+          <w:lang w:eastAsia="fr-FR"/>
+        </w:rPr>
+        <w:t>du système. Ce type schéma doit être accompagné d’explications textuelles</w:t>
+      </w:r>
+    </w:p>
+    <w:p>
+      <w:pPr>
+        <w:pStyle w:val="Retraitnormal1"/>
+        <w:numPr>
+          <w:ilvl w:val="0"/>
+          <w:numId w:val="15"/>
+        </w:numPr>
+        <w:rPr>
+          <w:rFonts w:ascii="Arial" w:hAnsi="Arial"/>
+          <w:i/>
+          <w:iCs/>
+          <w:color w:val="FF0000"/>
+          <w:sz w:val="24"/>
+          <w:szCs w:val="14"/>
+          <w:lang w:eastAsia="fr-FR"/>
+        </w:rPr>
+      </w:pPr>
+      <w:r>
+        <w:rPr>
+          <w:rFonts w:ascii="Arial" w:hAnsi="Arial"/>
+          <w:i/>
+          <w:iCs/>
+          <w:color w:val="FF0000"/>
+          <w:sz w:val="24"/>
+          <w:szCs w:val="14"/>
+          <w:lang w:eastAsia="fr-FR"/>
+        </w:rPr>
+        <w:t>Un modèle conceptuel des données</w:t>
+      </w:r>
+      <w:r>
+        <w:rPr>
+          <w:rFonts w:ascii="Arial" w:hAnsi="Arial"/>
+          <w:i/>
+          <w:iCs/>
+          <w:color w:val="FF0000"/>
+          <w:sz w:val="24"/>
+          <w:szCs w:val="14"/>
+          <w:lang w:eastAsia="fr-FR"/>
+        </w:rPr>
+        <w:t xml:space="preserve">, accompagné d’une explication pour chaque entité/attribut possédant une </w:t>
+      </w:r>
+      <w:commentRangeStart w:id="7"/>
+      <w:r>
+        <w:rPr>
+          <w:rFonts w:ascii="Arial" w:hAnsi="Arial"/>
+          <w:i/>
+          <w:iCs/>
+          <w:color w:val="FF0000"/>
+          <w:sz w:val="24"/>
+          <w:szCs w:val="14"/>
+          <w:lang w:eastAsia="fr-FR"/>
+        </w:rPr>
+        <w:t>particularité</w:t>
+      </w:r>
+      <w:commentRangeEnd w:id="7"/>
+      <w:r>
+        <w:rPr>
+          <w:rStyle w:val="Marquedecommentaire"/>
+          <w:rFonts w:ascii="Arial" w:hAnsi="Arial"/>
+          <w:lang w:eastAsia="fr-FR"/>
+        </w:rPr>
+        <w:commentReference w:id="7"/>
+      </w:r>
+      <w:r>
+        <w:rPr>
+          <w:rFonts w:ascii="Arial" w:hAnsi="Arial"/>
+          <w:i/>
+          <w:iCs/>
+          <w:color w:val="FF0000"/>
+          <w:sz w:val="24"/>
+          <w:szCs w:val="14"/>
+          <w:lang w:eastAsia="fr-FR"/>
+        </w:rPr>
+        <w:t>.</w:t>
+      </w:r>
+    </w:p>
+    <w:p>
+      <w:pPr>
+        <w:pStyle w:val="Retraitnormal1"/>
+        <w:numPr>
+          <w:ilvl w:val="0"/>
+          <w:numId w:val="0"/>
+        </w:numPr>
+        <w:ind w:left="360"/>
+        <w:rPr>
+          <w:rFonts w:ascii="Arial" w:hAnsi="Arial"/>
+          <w:i/>
+          <w:iCs/>
+          <w:color w:val="FF0000"/>
+          <w:sz w:val="24"/>
+          <w:szCs w:val="14"/>
+          <w:lang w:eastAsia="fr-FR"/>
+        </w:rPr>
+      </w:pPr>
+    </w:p>
+    <w:p>
+      <w:pPr>
+        <w:pStyle w:val="Retraitnormal1"/>
+        <w:numPr>
+          <w:ilvl w:val="0"/>
+          <w:numId w:val="0"/>
+        </w:numPr>
+        <w:ind w:left="360"/>
         <w:rPr>
           <w:rFonts w:ascii="Arial" w:hAnsi="Arial"/>
           <w:i/>
@@ -4768,6 +5162,7 @@
           <w:szCs w:val="24"/>
           <w:lang w:eastAsia="fr-FR"/>
         </w:rPr>
+        <w:lastRenderedPageBreak/>
         <w:t>Multimédia :</w:t>
       </w:r>
       <w:r>
@@ -4930,7 +5325,6 @@
           <w:szCs w:val="24"/>
           <w:lang w:eastAsia="fr-FR"/>
         </w:rPr>
-        <w:lastRenderedPageBreak/>
         <w:t>Programmation :</w:t>
       </w:r>
       <w:r>
@@ -5179,7 +5573,7 @@
                     </pic:cNvPicPr>
                   </pic:nvPicPr>
                   <pic:blipFill>
-                    <a:blip r:embed="rId13">
+                    <a:blip r:embed="rId14">
                       <a:extLst>
                         <a:ext uri="{28A0092B-C50C-407E-A947-70E740481C1C}">
                           <a14:useLocalDpi xmlns:a14="http://schemas.microsoft.com/office/drawing/2010/main" val="0"/>
@@ -5500,7 +5894,7 @@
                     </pic:cNvPicPr>
                   </pic:nvPicPr>
                   <pic:blipFill>
-                    <a:blip r:embed="rId14" cstate="print">
+                    <a:blip r:embed="rId15" cstate="print">
                       <a:extLst>
                         <a:ext uri="{28A0092B-C50C-407E-A947-70E740481C1C}">
                           <a14:useLocalDpi xmlns:a14="http://schemas.microsoft.com/office/drawing/2010/main" val="0"/>
@@ -5898,7 +6292,7 @@
                     </pic:cNvPicPr>
                   </pic:nvPicPr>
                   <pic:blipFill>
-                    <a:blip r:embed="rId15">
+                    <a:blip r:embed="rId16">
                       <a:extLst>
                         <a:ext uri="{28A0092B-C50C-407E-A947-70E740481C1C}">
                           <a14:useLocalDpi xmlns:a14="http://schemas.microsoft.com/office/drawing/2010/main" val="0"/>
@@ -9361,7 +9755,7 @@
         </w:rPr>
         <w:t xml:space="preserve">Reporter la </w:t>
       </w:r>
-      <w:hyperlink r:id="rId16" w:anchor=":~:text=La%20dette%20technique%20survient%20quand,de%20plus%20en%20plus%20fr%C3%A9quents.">
+      <w:hyperlink r:id="rId17" w:anchor=":~:text=La%20dette%20technique%20survient%20quand,de%20plus%20en%20plus%20fr%C3%A9quents.">
         <w:r>
           <w:rPr>
             <w:rStyle w:val="Lienhypertexte"/>
@@ -10491,8 +10885,8 @@
       </w:pPr>
     </w:p>
     <w:sectPr>
-      <w:headerReference w:type="default" r:id="rId17"/>
-      <w:footerReference w:type="default" r:id="rId18"/>
+      <w:headerReference w:type="default" r:id="rId18"/>
+      <w:footerReference w:type="default" r:id="rId19"/>
       <w:pgSz w:w="11906" w:h="16838" w:code="9"/>
       <w:pgMar w:top="1418" w:right="1418" w:bottom="1418" w:left="1418" w:header="720" w:footer="720" w:gutter="0"/>
       <w:cols w:space="720"/>
@@ -10616,7 +11010,7 @@
         <w:sz w:val="16"/>
         <w:szCs w:val="16"/>
       </w:rPr>
-      <w:t>7</w:t>
+      <w:t>17</w:t>
     </w:r>
     <w:r>
       <w:rPr>

--- a/doc/PAPRO1_2024/Rapport-PAPRO1.docx
+++ b/doc/PAPRO1_2024/Rapport-PAPRO1.docx
@@ -6,6 +6,11 @@
       <w:pPr>
         <w:pStyle w:val="TM1"/>
       </w:pPr>
+      <w:r>
+        <w:t>d</w:t>
+      </w:r>
+      <w:bookmarkStart w:id="0" w:name="_GoBack"/>
+      <w:bookmarkEnd w:id="0"/>
     </w:p>
     <w:p>
       <w:pPr>
@@ -2271,7 +2276,7 @@
       <w:pPr>
         <w:pStyle w:val="Titre1"/>
       </w:pPr>
-      <w:bookmarkStart w:id="0" w:name="_Toc499021832"/>
+      <w:bookmarkStart w:id="1" w:name="_Toc499021832"/>
       <w:r>
         <w:lastRenderedPageBreak/>
         <w:t>Analyse prél</w:t>
@@ -2282,7 +2287,7 @@
       <w:r>
         <w:t>minaire</w:t>
       </w:r>
-      <w:bookmarkEnd w:id="0"/>
+      <w:bookmarkEnd w:id="1"/>
     </w:p>
     <w:p>
       <w:pPr>
@@ -2292,7 +2297,7 @@
           <w:iCs/>
         </w:rPr>
       </w:pPr>
-      <w:bookmarkStart w:id="1" w:name="_Toc499021833"/>
+      <w:bookmarkStart w:id="2" w:name="_Toc499021833"/>
       <w:r>
         <w:rPr>
           <w:i w:val="0"/>
@@ -2300,7 +2305,7 @@
         </w:rPr>
         <w:t>Introduction</w:t>
       </w:r>
-      <w:bookmarkEnd w:id="1"/>
+      <w:bookmarkEnd w:id="2"/>
       <w:r>
         <w:rPr>
           <w:i w:val="0"/>
@@ -2576,7 +2581,7 @@
           <w:iCs/>
         </w:rPr>
       </w:pPr>
-      <w:bookmarkStart w:id="2" w:name="_Toc499021834"/>
+      <w:bookmarkStart w:id="3" w:name="_Toc499021834"/>
       <w:r>
         <w:rPr>
           <w:i w:val="0"/>
@@ -2584,7 +2589,7 @@
         </w:rPr>
         <w:t>Objectifs</w:t>
       </w:r>
-      <w:bookmarkEnd w:id="2"/>
+      <w:bookmarkEnd w:id="3"/>
     </w:p>
     <w:p>
       <w:pPr>
@@ -2932,7 +2937,7 @@
           <w:i w:val="0"/>
         </w:rPr>
       </w:pPr>
-      <w:bookmarkStart w:id="3" w:name="_Toc499021835"/>
+      <w:bookmarkStart w:id="4" w:name="_Toc499021835"/>
       <w:r>
         <w:rPr>
           <w:i w:val="0"/>
@@ -2945,7 +2950,7 @@
         </w:rPr>
         <w:t xml:space="preserve"> initiale</w:t>
       </w:r>
-      <w:bookmarkEnd w:id="3"/>
+      <w:bookmarkEnd w:id="4"/>
     </w:p>
     <w:p/>
     <w:p>
@@ -3959,14 +3964,14 @@
       <w:pPr>
         <w:pStyle w:val="Titre1"/>
       </w:pPr>
-      <w:bookmarkStart w:id="4" w:name="_Toc499021836"/>
+      <w:bookmarkStart w:id="5" w:name="_Toc499021836"/>
       <w:r>
         <w:t>Analyse</w:t>
       </w:r>
       <w:r>
         <w:t xml:space="preserve"> / Conception</w:t>
       </w:r>
-      <w:bookmarkEnd w:id="4"/>
+      <w:bookmarkEnd w:id="5"/>
     </w:p>
     <w:p>
       <w:pPr>
@@ -3976,7 +3981,7 @@
           <w:iCs/>
         </w:rPr>
       </w:pPr>
-      <w:bookmarkStart w:id="5" w:name="_Toc499021837"/>
+      <w:bookmarkStart w:id="6" w:name="_Toc499021837"/>
       <w:r>
         <w:rPr>
           <w:i w:val="0"/>
@@ -3984,7 +3989,7 @@
         </w:rPr>
         <w:t>Concept</w:t>
       </w:r>
-      <w:bookmarkEnd w:id="5"/>
+      <w:bookmarkEnd w:id="6"/>
     </w:p>
     <w:p>
       <w:pPr>
@@ -4733,8 +4738,6 @@
         </w:rPr>
         <w:t>Modifications sur la page d’affichage des véhicules : le client souhaite que je change la vue. Une barre de navigation s’ajoutera en haut de la page pour comprendre ce que chaque ligne signifie, je vais probablement juste ajouter un genre de « NAV » en haut. Je vais devoir trouver l’affichage du composant et créer une NAV et l’ajouter moi-même. Ensuite, les statuts devront être modifiés car là, on voit seulement des points bleus comme sur l'image ci-dessous, ce qui n’est pas compréhensible. Il faudra qu’ils soient changés en un état et affichés. Ensuite, afficher les courses avec la date et l’heure en dessous des courses. Pour finir, enlever les logos des images d’essence et mettre des états écrits avec, je suppose, un changement de couleur de vert à rouge. Pour cela, il va falloir trouver le composant, l'ajouter et le modifier pour répondre à la demande du client.</w:t>
       </w:r>
-      <w:bookmarkStart w:id="6" w:name="_GoBack"/>
-      <w:bookmarkEnd w:id="6"/>
     </w:p>
     <w:p>
       <w:pPr>
@@ -14663,6 +14666,15 @@
 </file>
 
 <file path=customXml/item1.xml><?xml version="1.0" encoding="utf-8"?>
+<?mso-contentType ?>
+<FormTemplates xmlns="http://schemas.microsoft.com/sharepoint/v3/contenttype/forms">
+  <Display>DocumentLibraryForm</Display>
+  <Edit>DocumentLibraryForm</Edit>
+  <New>DocumentLibraryForm</New>
+</FormTemplates>
+</file>
+
+<file path=customXml/item2.xml><?xml version="1.0" encoding="utf-8"?>
 <ct:contentTypeSchema xmlns:ct="http://schemas.microsoft.com/office/2006/metadata/contentType" xmlns:ma="http://schemas.microsoft.com/office/2006/metadata/properties/metaAttributes" ct:_="" ma:_="" ma:contentTypeName="Document" ma:contentTypeID="0x010100E529CC47EA4E614CBF50FAFAB9B8F32B" ma:contentTypeVersion="13" ma:contentTypeDescription="Crée un document." ma:contentTypeScope="" ma:versionID="b0c7ed87d1a958e9d45e6a628dda67b2">
   <xsd:schema xmlns:xsd="http://www.w3.org/2001/XMLSchema" xmlns:xs="http://www.w3.org/2001/XMLSchema" xmlns:p="http://schemas.microsoft.com/office/2006/metadata/properties" xmlns:ns2="98d92101-24da-4498-9971-a24673344bd8" xmlns:ns3="dfa80de1-e9bb-4cf2-893d-d06220b3971a" targetNamespace="http://schemas.microsoft.com/office/2006/metadata/properties" ma:root="true" ma:fieldsID="444cf053ca299ab1a8609ad922f5c0d6" ns2:_="" ns3:_="">
     <xsd:import namespace="98d92101-24da-4498-9971-a24673344bd8"/>
@@ -14885,15 +14897,6 @@
 </ct:contentTypeSchema>
 </file>
 
-<file path=customXml/item2.xml><?xml version="1.0" encoding="utf-8"?>
-<?mso-contentType ?>
-<FormTemplates xmlns="http://schemas.microsoft.com/sharepoint/v3/contenttype/forms">
-  <Display>DocumentLibraryForm</Display>
-  <Edit>DocumentLibraryForm</Edit>
-  <New>DocumentLibraryForm</New>
-</FormTemplates>
-</file>
-
 <file path=customXml/item3.xml><?xml version="1.0" encoding="utf-8"?>
 <p:properties xmlns:p="http://schemas.microsoft.com/office/2006/metadata/properties" xmlns:xsi="http://www.w3.org/2001/XMLSchema-instance" xmlns:pc="http://schemas.microsoft.com/office/infopath/2007/PartnerControls">
   <documentManagement>
@@ -14906,6 +14909,14 @@
 </file>
 
 <file path=customXml/itemProps1.xml><?xml version="1.0" encoding="utf-8"?>
+<ds:datastoreItem xmlns:ds="http://schemas.openxmlformats.org/officeDocument/2006/customXml" ds:itemID="{1DADA05A-DA17-4CB0-90B5-C889667DD54A}">
+  <ds:schemaRefs>
+    <ds:schemaRef ds:uri="http://schemas.microsoft.com/sharepoint/v3/contenttype/forms"/>
+  </ds:schemaRefs>
+</ds:datastoreItem>
+</file>
+
+<file path=customXml/itemProps2.xml><?xml version="1.0" encoding="utf-8"?>
 <ds:datastoreItem xmlns:ds="http://schemas.openxmlformats.org/officeDocument/2006/customXml" ds:itemID="{700D8043-C34E-4EC6-98BE-7219263EC485}">
   <ds:schemaRefs>
     <ds:schemaRef ds:uri="http://schemas.microsoft.com/office/2006/metadata/contentType"/>
@@ -14924,14 +14935,6 @@
 </ds:datastoreItem>
 </file>
 
-<file path=customXml/itemProps2.xml><?xml version="1.0" encoding="utf-8"?>
-<ds:datastoreItem xmlns:ds="http://schemas.openxmlformats.org/officeDocument/2006/customXml" ds:itemID="{1DADA05A-DA17-4CB0-90B5-C889667DD54A}">
-  <ds:schemaRefs>
-    <ds:schemaRef ds:uri="http://schemas.microsoft.com/sharepoint/v3/contenttype/forms"/>
-  </ds:schemaRefs>
-</ds:datastoreItem>
-</file>
-
 <file path=customXml/itemProps3.xml><?xml version="1.0" encoding="utf-8"?>
 <ds:datastoreItem xmlns:ds="http://schemas.openxmlformats.org/officeDocument/2006/customXml" ds:itemID="{67CD1812-8B57-456C-9CBC-7D2297210787}">
   <ds:schemaRefs>
